--- a/课堂实践进度报告七（学号-姓名）.docx
+++ b/课堂实践进度报告七（学号-姓名）.docx
@@ -1,6 +1,6 @@
 
 <file path=word/document.xml><?xml version="1.0" encoding="utf-8"?>
-<w:document xmlns:wpc="http://schemas.microsoft.com/office/word/2010/wordprocessingCanvas" xmlns:cx="http://schemas.microsoft.com/office/drawing/2014/chartex" xmlns:cx1="http://schemas.microsoft.com/office/drawing/2015/9/8/chartex" xmlns:cx2="http://schemas.microsoft.com/office/drawing/2015/10/21/chartex" xmlns:cx3="http://schemas.microsoft.com/office/drawing/2016/5/9/chartex" xmlns:cx4="http://schemas.microsoft.com/office/drawing/2016/5/10/chartex" xmlns:cx5="http://schemas.microsoft.com/office/drawing/2016/5/11/chartex" xmlns:cx6="http://schemas.microsoft.com/office/drawing/2016/5/12/chartex" xmlns:cx7="http://schemas.microsoft.com/office/drawing/2016/5/13/chartex" xmlns:cx8="http://schemas.microsoft.com/office/drawing/2016/5/14/chartex" xmlns:mc="http://schemas.openxmlformats.org/markup-compatibility/2006" xmlns:aink="http://schemas.microsoft.com/office/drawing/2016/ink" xmlns:am3d="http://schemas.microsoft.com/office/drawing/2017/model3d" xmlns:o="urn:schemas-microsoft-com:office:office" xmlns:oel="http://schemas.microsoft.com/office/2019/extlst" xmlns:r="http://schemas.openxmlformats.org/officeDocument/2006/relationships" xmlns:m="http://schemas.openxmlformats.org/officeDocument/2006/math" xmlns:v="urn:schemas-microsoft-com:vml" xmlns:wp14="http://schemas.microsoft.com/office/word/2010/wordprocessingDrawing" xmlns:wp="http://schemas.openxmlformats.org/drawingml/2006/wordprocessingDrawing" xmlns:w10="urn:schemas-microsoft-com:office:word" xmlns:w="http://schemas.openxmlformats.org/wordprocessingml/2006/main" xmlns:w14="http://schemas.microsoft.com/office/word/2010/wordml" xmlns:w15="http://schemas.microsoft.com/office/word/2012/wordml" xmlns:w16cex="http://schemas.microsoft.com/office/word/2018/wordml/cex" xmlns:w16cid="http://schemas.microsoft.com/office/word/2016/wordml/cid" xmlns:w16="http://schemas.microsoft.com/office/word/2018/wordml" xmlns:w16du="http://schemas.microsoft.com/office/word/2023/wordml/word16du" xmlns:w16sdtdh="http://schemas.microsoft.com/office/word/2020/wordml/sdtdatahash" xmlns:w16se="http://schemas.microsoft.com/office/word/2015/wordml/symex" xmlns:wpg="http://schemas.microsoft.com/office/word/2010/wordprocessingGroup" xmlns:wpi="http://schemas.microsoft.com/office/word/2010/wordprocessingInk" xmlns:wne="http://schemas.microsoft.com/office/word/2006/wordml" xmlns:wps="http://schemas.microsoft.com/office/word/2010/wordprocessingShape" mc:Ignorable="w14 w15 w16se w16cid w16 w16cex w16sdtdh w16du wp14">
+<w:document xmlns:wpc="http://schemas.microsoft.com/office/word/2010/wordprocessingCanvas" xmlns:cx="http://schemas.microsoft.com/office/drawing/2014/chartex" xmlns:cx1="http://schemas.microsoft.com/office/drawing/2015/9/8/chartex" xmlns:cx2="http://schemas.microsoft.com/office/drawing/2015/10/21/chartex" xmlns:cx3="http://schemas.microsoft.com/office/drawing/2016/5/9/chartex" xmlns:cx4="http://schemas.microsoft.com/office/drawing/2016/5/10/chartex" xmlns:cx5="http://schemas.microsoft.com/office/drawing/2016/5/11/chartex" xmlns:cx6="http://schemas.microsoft.com/office/drawing/2016/5/12/chartex" xmlns:cx7="http://schemas.microsoft.com/office/drawing/2016/5/13/chartex" xmlns:cx8="http://schemas.microsoft.com/office/drawing/2016/5/14/chartex" xmlns:mc="http://schemas.openxmlformats.org/markup-compatibility/2006" xmlns:o="urn:schemas-microsoft-com:office:office" xmlns:r="http://schemas.openxmlformats.org/officeDocument/2006/relationships" xmlns:m="http://schemas.openxmlformats.org/officeDocument/2006/math" xmlns:v="urn:schemas-microsoft-com:vml" xmlns:wp14="http://schemas.microsoft.com/office/word/2010/wordprocessingDrawing" xmlns:wp="http://schemas.openxmlformats.org/drawingml/2006/wordprocessingDrawing" xmlns:w="http://schemas.openxmlformats.org/wordprocessingml/2006/main" xmlns:w14="http://schemas.microsoft.com/office/word/2010/wordml" xmlns:w10="urn:schemas-microsoft-com:office:word" xmlns:w15="http://schemas.microsoft.com/office/word/2012/wordml" xmlns:wpg="http://schemas.microsoft.com/office/word/2010/wordprocessingGroup" xmlns:wpi="http://schemas.microsoft.com/office/word/2010/wordprocessingInk" xmlns:wne="http://schemas.microsoft.com/office/word/2006/wordml" xmlns:wps="http://schemas.microsoft.com/office/word/2010/wordprocessingShape" xmlns:wpsCustomData="http://www.wps.cn/officeDocument/2013/wpsCustomData" mc:Ignorable="w14 w15 wp14">
   <w:body>
     <w:p>
       <w:pPr>
@@ -13,7 +13,7 @@
       </w:pPr>
       <w:r>
         <w:rPr>
-          <w:rFonts w:ascii="黑体" w:eastAsia="黑体" w:hAnsi="黑体"/>
+          <w:rFonts w:ascii="黑体" w:hAnsi="黑体" w:eastAsia="黑体"/>
           <w:b/>
           <w:bCs/>
           <w:sz w:val="36"/>
@@ -47,7 +47,7 @@
       <w:pPr>
         <w:spacing w:before="240" w:after="100"/>
         <w:rPr>
-          <w:rFonts w:ascii="黑体" w:eastAsia="黑体" w:hAnsi="黑体"/>
+          <w:rFonts w:ascii="黑体" w:hAnsi="黑体" w:eastAsia="黑体"/>
           <w:b/>
           <w:bCs/>
           <w:sz w:val="24"/>
@@ -56,7 +56,7 @@
       </w:pPr>
       <w:r>
         <w:rPr>
-          <w:rFonts w:ascii="黑体" w:eastAsia="黑体" w:hAnsi="黑体"/>
+          <w:rFonts w:ascii="黑体" w:hAnsi="黑体" w:eastAsia="黑体"/>
           <w:b/>
           <w:bCs/>
           <w:sz w:val="24"/>
@@ -66,7 +66,7 @@
       </w:r>
       <w:r>
         <w:rPr>
-          <w:rFonts w:ascii="黑体" w:eastAsia="黑体" w:hAnsi="黑体" w:hint="eastAsia"/>
+          <w:rFonts w:hint="eastAsia" w:ascii="黑体" w:hAnsi="黑体" w:eastAsia="黑体"/>
           <w:b/>
           <w:bCs/>
           <w:sz w:val="24"/>
@@ -79,14 +79,14 @@
       <w:pPr>
         <w:spacing w:before="240" w:after="100"/>
         <w:rPr>
-          <w:rFonts w:ascii="黑体" w:eastAsia="黑体" w:hAnsi="黑体"/>
+          <w:rFonts w:ascii="黑体" w:hAnsi="黑体" w:eastAsia="黑体"/>
           <w:b/>
           <w:bCs/>
         </w:rPr>
       </w:pPr>
       <w:r>
         <w:rPr>
-          <w:rFonts w:ascii="黑体" w:eastAsia="黑体" w:hAnsi="黑体" w:hint="eastAsia"/>
+          <w:rFonts w:hint="eastAsia" w:ascii="黑体" w:hAnsi="黑体" w:eastAsia="黑体"/>
           <w:b/>
           <w:bCs/>
         </w:rPr>
@@ -94,7 +94,7 @@
       </w:r>
       <w:r>
         <w:rPr>
-          <w:rFonts w:ascii="黑体" w:eastAsia="黑体" w:hAnsi="黑体"/>
+          <w:rFonts w:ascii="黑体" w:hAnsi="黑体" w:eastAsia="黑体"/>
           <w:b/>
           <w:bCs/>
         </w:rPr>
@@ -102,7 +102,7 @@
       </w:r>
       <w:r>
         <w:rPr>
-          <w:rFonts w:ascii="黑体" w:eastAsia="黑体" w:hAnsi="黑体" w:hint="eastAsia"/>
+          <w:rFonts w:hint="eastAsia" w:ascii="黑体" w:hAnsi="黑体" w:eastAsia="黑体"/>
           <w:b/>
           <w:bCs/>
         </w:rPr>
@@ -111,26 +111,29 @@
     </w:p>
     <w:tbl>
       <w:tblPr>
+        <w:tblStyle w:val="13"/>
         <w:tblW w:w="5028" w:type="pct"/>
+        <w:tblInd w:w="0" w:type="dxa"/>
         <w:tblBorders>
-          <w:top w:val="single" w:sz="4" w:space="0" w:color="000000"/>
-          <w:left w:val="single" w:sz="4" w:space="0" w:color="000000"/>
-          <w:bottom w:val="single" w:sz="4" w:space="0" w:color="000000"/>
-          <w:right w:val="single" w:sz="4" w:space="0" w:color="000000"/>
-          <w:insideH w:val="single" w:sz="4" w:space="0" w:color="000000"/>
-          <w:insideV w:val="single" w:sz="4" w:space="0" w:color="000000"/>
+          <w:top w:val="single" w:color="000000" w:sz="4" w:space="0"/>
+          <w:left w:val="single" w:color="000000" w:sz="4" w:space="0"/>
+          <w:bottom w:val="single" w:color="000000" w:sz="4" w:space="0"/>
+          <w:right w:val="single" w:color="000000" w:sz="4" w:space="0"/>
+          <w:insideH w:val="single" w:color="000000" w:sz="4" w:space="0"/>
+          <w:insideV w:val="single" w:color="000000" w:sz="4" w:space="0"/>
         </w:tblBorders>
         <w:tblLayout w:type="fixed"/>
         <w:tblCellMar>
+          <w:top w:w="0" w:type="dxa"/>
           <w:left w:w="10" w:type="dxa"/>
+          <w:bottom w:w="0" w:type="dxa"/>
           <w:right w:w="10" w:type="dxa"/>
         </w:tblCellMar>
-        <w:tblLook w:val="0000" w:firstRow="0" w:lastRow="0" w:firstColumn="0" w:lastColumn="0" w:noHBand="0" w:noVBand="0"/>
       </w:tblPr>
       <w:tblGrid>
-        <w:gridCol w:w="846"/>
-        <w:gridCol w:w="4819"/>
-        <w:gridCol w:w="3401"/>
+        <w:gridCol w:w="862"/>
+        <w:gridCol w:w="4910"/>
+        <w:gridCol w:w="3465"/>
       </w:tblGrid>
       <w:tr>
         <w:trPr>
@@ -204,13 +207,7 @@
               <w:rPr>
                 <w:rFonts w:hint="eastAsia"/>
               </w:rPr>
-              <w:t>完成</w:t>
-            </w:r>
-            <w:r>
-              <w:rPr>
-                <w:rFonts w:hint="eastAsia"/>
-              </w:rPr>
-              <w:t>情况</w:t>
+              <w:t>完成情况</w:t>
             </w:r>
           </w:p>
         </w:tc>
@@ -276,11 +273,6 @@
             <w:r>
               <w:t>☑已完成　□部分完成　□未完成</w:t>
             </w:r>
-            <w:r/>
-            <w:r/>
-            <w:r/>
-            <w:r/>
-            <w:r/>
           </w:p>
         </w:tc>
       </w:tr>
@@ -345,11 +337,6 @@
             <w:r>
               <w:t>☑已完成　□部分完成　□未完成</w:t>
             </w:r>
-            <w:r/>
-            <w:r/>
-            <w:r/>
-            <w:r/>
-            <w:r/>
           </w:p>
         </w:tc>
       </w:tr>
@@ -391,7 +378,7 @@
           </w:tcPr>
           <w:p>
             <w:r>
-              <w:t>案例复现②：A-Frame校园角标小场景（天空/草地/教学楼/飘动旗帜/脉动路灯＋两棵树）</w:t>
+              <w:t>案例复现②：A-Frame校园角标小场景（天空/草地/教学楼/飘动旗帜/脉动路灯）</w:t>
             </w:r>
           </w:p>
         </w:tc>
@@ -414,11 +401,6 @@
             <w:r>
               <w:t>☑已完成　□部分完成　□未完成</w:t>
             </w:r>
-            <w:r/>
-            <w:r/>
-            <w:r/>
-            <w:r/>
-            <w:r/>
           </w:p>
         </w:tc>
       </w:tr>
@@ -483,11 +465,6 @@
             <w:r>
               <w:t>☑已完成　□部分完成　□未完成</w:t>
             </w:r>
-            <w:r/>
-            <w:r/>
-            <w:r/>
-            <w:r/>
-            <w:r/>
           </w:p>
         </w:tc>
       </w:tr>
@@ -552,11 +529,6 @@
             <w:r>
               <w:t>☑已完成　□部分完成　□未完成</w:t>
             </w:r>
-            <w:r/>
-            <w:r/>
-            <w:r/>
-            <w:r/>
-            <w:r/>
           </w:p>
         </w:tc>
       </w:tr>
@@ -621,11 +593,6 @@
             <w:r>
               <w:t>☑已完成　□部分完成　□未完成</w:t>
             </w:r>
-            <w:r/>
-            <w:r/>
-            <w:r/>
-            <w:r/>
-            <w:r/>
           </w:p>
         </w:tc>
       </w:tr>
@@ -693,11 +660,6 @@
             <w:r>
               <w:t>☑已完成　□部分完成　□未完成</w:t>
             </w:r>
-            <w:r/>
-            <w:r/>
-            <w:r/>
-            <w:r/>
-            <w:r/>
           </w:p>
         </w:tc>
       </w:tr>
@@ -742,7 +704,7 @@
           </w:tcPr>
           <w:p>
             <w:r>
-              <w:t>Git提交与远程推送（8次有效提交，已推送GitHub）</w:t>
+              <w:t>Git提交与远程推送（11次有效提交，已推送GitHub）</w:t>
             </w:r>
           </w:p>
         </w:tc>
@@ -765,18 +727,13 @@
             <w:r>
               <w:t>☑已完成　□部分完成　□未完成</w:t>
             </w:r>
-            <w:r/>
-            <w:r/>
-            <w:r/>
-            <w:r/>
-            <w:r/>
           </w:p>
         </w:tc>
       </w:tr>
       <w:tr>
         <w:trPr>
           <w:cantSplit/>
-          <w:trHeight w:val="700"/>
+          <w:trHeight w:val="700" w:hRule="atLeast"/>
         </w:trPr>
         <w:tc>
           <w:tcPr>
@@ -797,7 +754,7 @@
             </w:pPr>
             <w:r>
               <w:rPr>
-                <w:rFonts w:ascii="黑体" w:eastAsia="黑体" w:hAnsi="黑体"/>
+                <w:rFonts w:ascii="黑体" w:hAnsi="黑体" w:eastAsia="黑体"/>
                 <w:sz w:val="18"/>
                 <w:szCs w:val="18"/>
               </w:rPr>
@@ -829,7 +786,7 @@
       <w:pPr>
         <w:spacing w:before="40" w:after="40" w:line="300" w:lineRule="auto"/>
         <w:rPr>
-          <w:rFonts w:ascii="黑体" w:eastAsia="黑体" w:hAnsi="黑体"/>
+          <w:rFonts w:ascii="黑体" w:hAnsi="黑体" w:eastAsia="黑体"/>
           <w:b/>
           <w:bCs/>
         </w:rPr>
@@ -841,7 +798,7 @@
       </w:pPr>
       <w:r>
         <w:rPr>
-          <w:rFonts w:ascii="黑体" w:eastAsia="黑体" w:hAnsi="黑体"/>
+          <w:rFonts w:ascii="黑体" w:hAnsi="黑体" w:eastAsia="黑体"/>
           <w:b/>
           <w:bCs/>
         </w:rPr>
@@ -849,7 +806,7 @@
       </w:r>
       <w:r>
         <w:rPr>
-          <w:rFonts w:ascii="黑体" w:eastAsia="黑体" w:hAnsi="黑体" w:hint="eastAsia"/>
+          <w:rFonts w:hint="eastAsia" w:ascii="黑体" w:hAnsi="黑体" w:eastAsia="黑体"/>
           <w:b/>
           <w:bCs/>
         </w:rPr>
@@ -864,7 +821,7 @@
       </w:r>
       <w:r>
         <w:rPr>
-          <w:rFonts w:ascii="宋体" w:hAnsi="宋体" w:hint="eastAsia"/>
+          <w:rFonts w:hint="eastAsia" w:ascii="宋体" w:hAnsi="宋体"/>
           <w:sz w:val="22"/>
         </w:rPr>
         <w:t>:</w:t>
@@ -874,33 +831,40 @@
           <w:rFonts w:ascii="宋体" w:hAnsi="宋体"/>
           <w:sz w:val="22"/>
         </w:rPr>
-        <w:t xml:space="preserve">（ </w:t>
+        <w:t xml:space="preserve">（  </w:t>
+      </w:r>
+      <w:r>
+        <w:rPr>
+          <w:rFonts w:hint="eastAsia" w:ascii="宋体" w:hAnsi="宋体"/>
+          <w:sz w:val="22"/>
+          <w:lang w:val="en-US" w:eastAsia="zh-CN"/>
+        </w:rPr>
+        <w:t>A</w:t>
       </w:r>
       <w:r>
         <w:rPr>
           <w:rFonts w:ascii="宋体" w:hAnsi="宋体"/>
           <w:sz w:val="22"/>
         </w:rPr>
-        <w:t xml:space="preserve">   </w:t>
-      </w:r>
+        <w:t xml:space="preserve">  ）</w:t>
+      </w:r>
+    </w:p>
+    <w:p>
       <w:r>
         <w:rPr>
           <w:rFonts w:ascii="宋体" w:hAnsi="宋体"/>
           <w:sz w:val="22"/>
         </w:rPr>
-        <w:t>）</w:t>
-      </w:r>
-    </w:p>
-    <w:p>
-      <w:r>
+        <w:t>A．确认，本人承诺声明属实</w:t>
+      </w:r>
+    </w:p>
+    <w:p>
+      <w:pPr>
         <w:rPr>
           <w:rFonts w:ascii="宋体" w:hAnsi="宋体"/>
           <w:sz w:val="22"/>
         </w:rPr>
-        <w:t>A．确认，本人承诺声明属实</w:t>
-      </w:r>
-    </w:p>
-    <w:p>
+      </w:pPr>
       <w:r>
         <w:rPr>
           <w:rFonts w:ascii="宋体" w:hAnsi="宋体"/>
@@ -912,18 +876,7 @@
     <w:p>
       <w:r>
         <w:rPr>
-          <w:b/>
-        </w:rPr>
-        <w:t>我的选择：A。</w:t>
-      </w:r>
-    </w:p>
-    <w:p>
-      <w:pPr>
-        <w:spacing w:before="240" w:after="100"/>
-      </w:pPr>
-      <w:r>
-        <w:rPr>
-          <w:rFonts w:ascii="黑体" w:eastAsia="黑体" w:hAnsi="黑体" w:hint="eastAsia"/>
+          <w:rFonts w:hint="eastAsia" w:ascii="黑体" w:hAnsi="黑体" w:eastAsia="黑体"/>
           <w:b/>
           <w:bCs/>
           <w:sz w:val="24"/>
@@ -933,7 +886,7 @@
       </w:r>
       <w:r>
         <w:rPr>
-          <w:rFonts w:ascii="黑体" w:eastAsia="黑体" w:hAnsi="黑体"/>
+          <w:rFonts w:ascii="黑体" w:hAnsi="黑体" w:eastAsia="黑体"/>
           <w:b/>
           <w:bCs/>
           <w:sz w:val="24"/>
@@ -943,7 +896,7 @@
       </w:r>
       <w:r>
         <w:rPr>
-          <w:rFonts w:ascii="黑体" w:eastAsia="黑体" w:hAnsi="黑体" w:hint="eastAsia"/>
+          <w:rFonts w:hint="eastAsia" w:ascii="黑体" w:hAnsi="黑体" w:eastAsia="黑体"/>
           <w:b/>
           <w:bCs/>
           <w:sz w:val="24"/>
@@ -960,10 +913,7 @@
         <w:spacing w:before="40" w:after="40" w:line="300" w:lineRule="auto"/>
       </w:pPr>
       <w:r>
-        <w:t xml:space="preserve">1. </w:t>
-      </w:r>
-      <w:r>
-        <w:t>git log</w:t>
+        <w:t>1. git log</w:t>
       </w:r>
       <w:r>
         <w:rPr>
@@ -972,13 +922,7 @@
         <w:t>提交记录</w:t>
       </w:r>
       <w:r>
-        <w:t>：粘贴</w:t>
-      </w:r>
-      <w:r>
-        <w:t>git log --oneline</w:t>
-      </w:r>
-      <w:r>
-        <w:t>的输出</w:t>
+        <w:t>：粘贴git log --oneline的输出</w:t>
       </w:r>
     </w:p>
     <w:p>
@@ -1021,10 +965,7 @@
         </w:rPr>
       </w:pPr>
       <w:r>
-        <w:t xml:space="preserve"> 2. </w:t>
-      </w:r>
-      <w:r>
-        <w:t>运行结果截图</w:t>
+        <w:t xml:space="preserve"> 2. 运行结果截图</w:t>
       </w:r>
       <w:r>
         <w:rPr>
@@ -1047,10 +988,100 @@
     </w:p>
     <w:p>
       <w:r>
+        <w:drawing>
+          <wp:inline distT="0" distB="0" distL="114300" distR="114300">
+            <wp:extent cx="5717540" cy="3576320"/>
+            <wp:effectExtent l="0" t="0" r="22860" b="5080"/>
+            <wp:docPr id="1" name="图片 1"/>
+            <wp:cNvGraphicFramePr>
+              <a:graphicFrameLocks xmlns:a="http://schemas.openxmlformats.org/drawingml/2006/main" noChangeAspect="1"/>
+            </wp:cNvGraphicFramePr>
+            <a:graphic xmlns:a="http://schemas.openxmlformats.org/drawingml/2006/main">
+              <a:graphicData uri="http://schemas.openxmlformats.org/drawingml/2006/picture">
+                <pic:pic xmlns:pic="http://schemas.openxmlformats.org/drawingml/2006/picture">
+                  <pic:nvPicPr>
+                    <pic:cNvPr id="1" name="图片 1"/>
+                    <pic:cNvPicPr>
+                      <a:picLocks noChangeAspect="1"/>
+                    </pic:cNvPicPr>
+                  </pic:nvPicPr>
+                  <pic:blipFill>
+                    <a:blip r:embed="rId5"/>
+                    <a:stretch>
+                      <a:fillRect/>
+                    </a:stretch>
+                  </pic:blipFill>
+                  <pic:spPr>
+                    <a:xfrm>
+                      <a:off x="0" y="0"/>
+                      <a:ext cx="5717540" cy="3576320"/>
+                    </a:xfrm>
+                    <a:prstGeom prst="rect">
+                      <a:avLst/>
+                    </a:prstGeom>
+                    <a:noFill/>
+                    <a:ln>
+                      <a:noFill/>
+                    </a:ln>
+                  </pic:spPr>
+                </pic:pic>
+              </a:graphicData>
+            </a:graphic>
+          </wp:inline>
+        </w:drawing>
+      </w:r>
+      <w:bookmarkStart w:id="0" w:name="_GoBack"/>
+      <w:r>
+        <w:drawing>
+          <wp:inline distT="0" distB="0" distL="114300" distR="114300">
+            <wp:extent cx="5717540" cy="3576320"/>
+            <wp:effectExtent l="0" t="0" r="22860" b="5080"/>
+            <wp:docPr id="2" name="图片 2"/>
+            <wp:cNvGraphicFramePr>
+              <a:graphicFrameLocks xmlns:a="http://schemas.openxmlformats.org/drawingml/2006/main" noChangeAspect="1"/>
+            </wp:cNvGraphicFramePr>
+            <a:graphic xmlns:a="http://schemas.openxmlformats.org/drawingml/2006/main">
+              <a:graphicData uri="http://schemas.openxmlformats.org/drawingml/2006/picture">
+                <pic:pic xmlns:pic="http://schemas.openxmlformats.org/drawingml/2006/picture">
+                  <pic:nvPicPr>
+                    <pic:cNvPr id="2" name="图片 2"/>
+                    <pic:cNvPicPr>
+                      <a:picLocks noChangeAspect="1"/>
+                    </pic:cNvPicPr>
+                  </pic:nvPicPr>
+                  <pic:blipFill>
+                    <a:blip r:embed="rId6"/>
+                    <a:stretch>
+                      <a:fillRect/>
+                    </a:stretch>
+                  </pic:blipFill>
+                  <pic:spPr>
+                    <a:xfrm>
+                      <a:off x="0" y="0"/>
+                      <a:ext cx="5717540" cy="3576320"/>
+                    </a:xfrm>
+                    <a:prstGeom prst="rect">
+                      <a:avLst/>
+                    </a:prstGeom>
+                    <a:noFill/>
+                    <a:ln>
+                      <a:noFill/>
+                    </a:ln>
+                  </pic:spPr>
+                </pic:pic>
+              </a:graphicData>
+            </a:graphic>
+          </wp:inline>
+        </w:drawing>
+      </w:r>
+      <w:bookmarkEnd w:id="0"/>
+    </w:p>
+    <w:p>
+      <w:r>
         <w:rPr>
           <w:sz w:val="21"/>
         </w:rPr>
-        <w:t>【待补截图1·需全屏】Three.js旋转展示台默认视角——深蓝背景中，蓝方块、橙球、红圆环三个展品绕灰色圆柱展台缓慢转动。</w:t>
+        <w:t>【待补截图3·需全屏】A-Frame校园角标场景——蓝天、草地、红顶教学楼、飘动的红旗、脉动的路灯光。</w:t>
       </w:r>
     </w:p>
     <w:p>
@@ -1058,7 +1089,7 @@
         <w:rPr>
           <w:sz w:val="21"/>
         </w:rPr>
-        <w:t>【待补截图2·需全屏】按住鼠标左键拖拽到侧俯视角后的展示台——能看到展台全貌，证明OrbitControls拖拽旋转生效。</w:t>
+        <w:t>【待补截图4·需全屏】A-Frame场景中WASD向前走几步后的近处视角——教学楼与旗杆细节更清楚。</w:t>
       </w:r>
     </w:p>
     <w:p>
@@ -1066,23 +1097,7 @@
         <w:rPr>
           <w:sz w:val="21"/>
         </w:rPr>
-        <w:t>【待补截图3·需全屏】A-Frame校园角标场景——蓝天、草地、红顶教学楼、飘动的红旗、脉动的路灯光，以及两棵树。</w:t>
-      </w:r>
-    </w:p>
-    <w:p>
-      <w:r>
-        <w:rPr>
-          <w:sz w:val="21"/>
-        </w:rPr>
-        <w:t>【待补截图4·需全屏】A-Frame场景中WASD向前走几步后的近处视角——教学楼与旗杆细节更清楚。</w:t>
-      </w:r>
-    </w:p>
-    <w:p>
-      <w:r>
-        <w:rPr>
-          <w:sz w:val="21"/>
-        </w:rPr>
-        <w:t>与教师案例的一处不同：在campus.html中自行添加了两棵树（a-cylinder树干＋a-sphere树冠，共4个实体），教师演示案例中没有树；其余部分与教师案例一致。</w:t>
+        <w:t>与教师案例的一处不同：本地库文件的来源与组织——教师课堂使用下发的课程离线包，我的仓库在 three-d/libs/ 下存放的是从官方渠道获取的同版本库文件（three.min.js r128、OrbitControls.js r128、aframe.min.js 1.5.0），页面统一用 libs/ 相对路径引入；场景实体与参数和教师演示完全一致。</w:t>
       </w:r>
     </w:p>
     <w:p>
@@ -1091,7 +1106,7 @@
       </w:pPr>
       <w:r>
         <w:rPr>
-          <w:rFonts w:ascii="黑体" w:eastAsia="黑体" w:hAnsi="黑体" w:hint="eastAsia"/>
+          <w:rFonts w:hint="eastAsia" w:ascii="黑体" w:hAnsi="黑体" w:eastAsia="黑体"/>
           <w:b/>
           <w:bCs/>
           <w:sz w:val="24"/>
@@ -1101,7 +1116,7 @@
       </w:r>
       <w:r>
         <w:rPr>
-          <w:rFonts w:ascii="黑体" w:eastAsia="黑体" w:hAnsi="黑体"/>
+          <w:rFonts w:ascii="黑体" w:hAnsi="黑体" w:eastAsia="黑体"/>
           <w:b/>
           <w:bCs/>
           <w:sz w:val="24"/>
@@ -1111,7 +1126,7 @@
       </w:r>
       <w:r>
         <w:rPr>
-          <w:rFonts w:ascii="黑体" w:eastAsia="黑体" w:hAnsi="黑体" w:hint="eastAsia"/>
+          <w:rFonts w:hint="eastAsia" w:ascii="黑体" w:hAnsi="黑体" w:eastAsia="黑体"/>
           <w:b/>
           <w:bCs/>
           <w:sz w:val="24"/>
@@ -1131,10 +1146,7 @@
         <w:t>1</w:t>
       </w:r>
       <w:r>
-        <w:t xml:space="preserve">. </w:t>
-      </w:r>
-      <w:r>
-        <w:t>需求理解与选题理由：你选了什么真实场景（社团报名、活动登记、问卷等），为什么选它（两三句话）。</w:t>
+        <w:t>. 需求理解与选题理由：你选了什么真实场景（社团报名、活动登记、问卷等），为什么选它（两三句话）。</w:t>
       </w:r>
     </w:p>
     <w:p>
@@ -1156,10 +1168,7 @@
         <w:t>2</w:t>
       </w:r>
       <w:r>
-        <w:t xml:space="preserve">. </w:t>
-      </w:r>
-      <w:r>
-        <w:t>结构说明：</w:t>
+        <w:t>. 结构说明：</w:t>
       </w:r>
     </w:p>
     <w:p>
@@ -1172,25 +1181,28 @@
     </w:p>
     <w:tbl>
       <w:tblPr>
+        <w:tblStyle w:val="13"/>
         <w:tblW w:w="5000" w:type="pct"/>
+        <w:tblInd w:w="0" w:type="dxa"/>
         <w:tblBorders>
-          <w:top w:val="single" w:sz="4" w:space="0" w:color="000000"/>
-          <w:left w:val="single" w:sz="4" w:space="0" w:color="000000"/>
-          <w:bottom w:val="single" w:sz="4" w:space="0" w:color="000000"/>
-          <w:right w:val="single" w:sz="4" w:space="0" w:color="000000"/>
-          <w:insideH w:val="single" w:sz="4" w:space="0" w:color="000000"/>
-          <w:insideV w:val="single" w:sz="4" w:space="0" w:color="000000"/>
+          <w:top w:val="single" w:color="000000" w:sz="4" w:space="0"/>
+          <w:left w:val="single" w:color="000000" w:sz="4" w:space="0"/>
+          <w:bottom w:val="single" w:color="000000" w:sz="4" w:space="0"/>
+          <w:right w:val="single" w:color="000000" w:sz="4" w:space="0"/>
+          <w:insideH w:val="single" w:color="000000" w:sz="4" w:space="0"/>
+          <w:insideV w:val="single" w:color="000000" w:sz="4" w:space="0"/>
         </w:tblBorders>
         <w:tblLayout w:type="fixed"/>
         <w:tblCellMar>
+          <w:top w:w="0" w:type="dxa"/>
           <w:left w:w="10" w:type="dxa"/>
+          <w:bottom w:w="0" w:type="dxa"/>
           <w:right w:w="10" w:type="dxa"/>
         </w:tblCellMar>
-        <w:tblLook w:val="0000" w:firstRow="0" w:lastRow="0" w:firstColumn="0" w:lastColumn="0" w:noHBand="0" w:noVBand="0"/>
       </w:tblPr>
       <w:tblGrid>
-        <w:gridCol w:w="3197"/>
-        <w:gridCol w:w="5819"/>
+        <w:gridCol w:w="3257"/>
+        <w:gridCol w:w="5929"/>
       </w:tblGrid>
       <w:tr>
         <w:trPr>
@@ -1216,7 +1228,7 @@
             </w:pPr>
             <w:r>
               <w:rPr>
-                <w:rFonts w:ascii="黑体" w:eastAsia="黑体" w:hAnsi="黑体"/>
+                <w:rFonts w:ascii="黑体" w:hAnsi="黑体" w:eastAsia="黑体"/>
                 <w:sz w:val="18"/>
                 <w:szCs w:val="18"/>
               </w:rPr>
@@ -1243,7 +1255,7 @@
             </w:pPr>
             <w:r>
               <w:rPr>
-                <w:rFonts w:ascii="黑体" w:eastAsia="黑体" w:hAnsi="黑体"/>
+                <w:rFonts w:ascii="黑体" w:hAnsi="黑体" w:eastAsia="黑体"/>
                 <w:sz w:val="18"/>
                 <w:szCs w:val="18"/>
               </w:rPr>
@@ -1255,7 +1267,7 @@
       <w:tr>
         <w:trPr>
           <w:cantSplit/>
-          <w:trHeight w:val="500"/>
+          <w:trHeight w:val="500" w:hRule="atLeast"/>
         </w:trPr>
         <w:tc>
           <w:tcPr>
@@ -1301,7 +1313,7 @@
       <w:tr>
         <w:trPr>
           <w:cantSplit/>
-          <w:trHeight w:val="500"/>
+          <w:trHeight w:val="500" w:hRule="atLeast"/>
         </w:trPr>
         <w:tc>
           <w:tcPr>
@@ -1347,7 +1359,7 @@
       <w:tr>
         <w:trPr>
           <w:cantSplit/>
-          <w:trHeight w:val="500"/>
+          <w:trHeight w:val="500" w:hRule="atLeast"/>
         </w:trPr>
         <w:tc>
           <w:tcPr>
@@ -1393,7 +1405,7 @@
       <w:tr>
         <w:tc>
           <w:tcPr>
-            <w:tcW w:type="dxa" w:w="3197"/>
+            <w:tcW w:w="3197" w:type="dxa"/>
           </w:tcPr>
           <w:p>
             <w:r>
@@ -1406,7 +1418,7 @@
         </w:tc>
         <w:tc>
           <w:tcPr>
-            <w:tcW w:type="dxa" w:w="5819"/>
+            <w:tcW w:w="5819" w:type="dxa"/>
           </w:tcPr>
           <w:p>
             <w:r>
@@ -1421,7 +1433,7 @@
       <w:tr>
         <w:tc>
           <w:tcPr>
-            <w:tcW w:type="dxa" w:w="3197"/>
+            <w:tcW w:w="3197" w:type="dxa"/>
           </w:tcPr>
           <w:p>
             <w:r>
@@ -1434,7 +1446,7 @@
         </w:tc>
         <w:tc>
           <w:tcPr>
-            <w:tcW w:type="dxa" w:w="5819"/>
+            <w:tcW w:w="5819" w:type="dxa"/>
           </w:tcPr>
           <w:p>
             <w:r>
@@ -1449,7 +1461,7 @@
       <w:tr>
         <w:tc>
           <w:tcPr>
-            <w:tcW w:type="dxa" w:w="3197"/>
+            <w:tcW w:w="3197" w:type="dxa"/>
           </w:tcPr>
           <w:p>
             <w:r>
@@ -1462,7 +1474,7 @@
         </w:tc>
         <w:tc>
           <w:tcPr>
-            <w:tcW w:type="dxa" w:w="5819"/>
+            <w:tcW w:w="5819" w:type="dxa"/>
           </w:tcPr>
           <w:p>
             <w:r>
@@ -1477,7 +1489,7 @@
       <w:tr>
         <w:tc>
           <w:tcPr>
-            <w:tcW w:type="dxa" w:w="3197"/>
+            <w:tcW w:w="3197" w:type="dxa"/>
           </w:tcPr>
           <w:p>
             <w:r>
@@ -1490,7 +1502,7 @@
         </w:tc>
         <w:tc>
           <w:tcPr>
-            <w:tcW w:type="dxa" w:w="5819"/>
+            <w:tcW w:w="5819" w:type="dxa"/>
           </w:tcPr>
           <w:p>
             <w:r>
@@ -1514,10 +1526,7 @@
         <w:t>3</w:t>
       </w:r>
       <w:r>
-        <w:t xml:space="preserve">. </w:t>
-      </w:r>
-      <w:r>
-        <w:t>关键代码说明：从你的作品中选一段最关键的代码粘贴在此，并解释它做了什么、为什么这样写。</w:t>
+        <w:t>. 关键代码说明：从你的作品中选一段最关键的代码粘贴在此，并解释它做了什么、为什么这样写。</w:t>
       </w:r>
     </w:p>
     <w:p>
@@ -1673,13 +1682,7 @@
         <w:t>提交记录</w:t>
       </w:r>
       <w:r>
-        <w:t>：粘贴</w:t>
-      </w:r>
-      <w:r>
-        <w:t>git log --oneline</w:t>
-      </w:r>
-      <w:r>
-        <w:t>的输出</w:t>
+        <w:t>：粘贴git log --oneline的输出</w:t>
       </w:r>
     </w:p>
     <w:p>
@@ -1700,8 +1703,16 @@
     </w:p>
     <w:tbl>
       <w:tblPr>
-        <w:tblW w:type="auto" w:w="0"/>
-        <w:tblLook w:firstColumn="1" w:firstRow="1" w:lastColumn="0" w:lastRow="0" w:noHBand="0" w:noVBand="1" w:val="04A0"/>
+        <w:tblStyle w:val="13"/>
+        <w:tblW w:w="0" w:type="auto"/>
+        <w:tblInd w:w="0" w:type="dxa"/>
+        <w:tblLayout w:type="autofit"/>
+        <w:tblCellMar>
+          <w:top w:w="0" w:type="dxa"/>
+          <w:left w:w="108" w:type="dxa"/>
+          <w:bottom w:w="0" w:type="dxa"/>
+          <w:right w:w="108" w:type="dxa"/>
+        </w:tblCellMar>
       </w:tblPr>
       <w:tblGrid>
         <w:gridCol w:w="3009"/>
@@ -1711,7 +1722,7 @@
       <w:tr>
         <w:tc>
           <w:tcPr>
-            <w:tcW w:type="dxa" w:w="3009"/>
+            <w:tcW w:w="3009" w:type="dxa"/>
           </w:tcPr>
           <w:p>
             <w:r>
@@ -1725,7 +1736,7 @@
         </w:tc>
         <w:tc>
           <w:tcPr>
-            <w:tcW w:type="dxa" w:w="3009"/>
+            <w:tcW w:w="3009" w:type="dxa"/>
           </w:tcPr>
           <w:p>
             <w:r>
@@ -1739,7 +1750,7 @@
         </w:tc>
         <w:tc>
           <w:tcPr>
-            <w:tcW w:type="dxa" w:w="3009"/>
+            <w:tcW w:w="3009" w:type="dxa"/>
           </w:tcPr>
           <w:p>
             <w:r>
@@ -1755,7 +1766,7 @@
       <w:tr>
         <w:tc>
           <w:tcPr>
-            <w:tcW w:type="dxa" w:w="3009"/>
+            <w:tcW w:w="3009" w:type="dxa"/>
           </w:tcPr>
           <w:p>
             <w:r>
@@ -1768,7 +1779,7 @@
         </w:tc>
         <w:tc>
           <w:tcPr>
-            <w:tcW w:type="dxa" w:w="3009"/>
+            <w:tcW w:w="3009" w:type="dxa"/>
           </w:tcPr>
           <w:p>
             <w:r>
@@ -1781,7 +1792,7 @@
         </w:tc>
         <w:tc>
           <w:tcPr>
-            <w:tcW w:type="dxa" w:w="3009"/>
+            <w:tcW w:w="3009" w:type="dxa"/>
           </w:tcPr>
           <w:p>
             <w:r>
@@ -1796,7 +1807,7 @@
       <w:tr>
         <w:tc>
           <w:tcPr>
-            <w:tcW w:type="dxa" w:w="3009"/>
+            <w:tcW w:w="3009" w:type="dxa"/>
           </w:tcPr>
           <w:p>
             <w:r>
@@ -1809,7 +1820,7 @@
         </w:tc>
         <w:tc>
           <w:tcPr>
-            <w:tcW w:type="dxa" w:w="3009"/>
+            <w:tcW w:w="3009" w:type="dxa"/>
           </w:tcPr>
           <w:p>
             <w:r>
@@ -1822,7 +1833,7 @@
         </w:tc>
         <w:tc>
           <w:tcPr>
-            <w:tcW w:type="dxa" w:w="3009"/>
+            <w:tcW w:w="3009" w:type="dxa"/>
           </w:tcPr>
           <w:p>
             <w:r>
@@ -1837,7 +1848,7 @@
       <w:tr>
         <w:tc>
           <w:tcPr>
-            <w:tcW w:type="dxa" w:w="3009"/>
+            <w:tcW w:w="3009" w:type="dxa"/>
           </w:tcPr>
           <w:p>
             <w:r>
@@ -1850,7 +1861,7 @@
         </w:tc>
         <w:tc>
           <w:tcPr>
-            <w:tcW w:type="dxa" w:w="3009"/>
+            <w:tcW w:w="3009" w:type="dxa"/>
           </w:tcPr>
           <w:p>
             <w:r>
@@ -1863,7 +1874,7 @@
         </w:tc>
         <w:tc>
           <w:tcPr>
-            <w:tcW w:type="dxa" w:w="3009"/>
+            <w:tcW w:w="3009" w:type="dxa"/>
           </w:tcPr>
           <w:p>
             <w:r>
@@ -1878,7 +1889,7 @@
       <w:tr>
         <w:tc>
           <w:tcPr>
-            <w:tcW w:type="dxa" w:w="3009"/>
+            <w:tcW w:w="3009" w:type="dxa"/>
           </w:tcPr>
           <w:p>
             <w:r>
@@ -1891,7 +1902,7 @@
         </w:tc>
         <w:tc>
           <w:tcPr>
-            <w:tcW w:type="dxa" w:w="3009"/>
+            <w:tcW w:w="3009" w:type="dxa"/>
           </w:tcPr>
           <w:p>
             <w:r>
@@ -1904,7 +1915,7 @@
         </w:tc>
         <w:tc>
           <w:tcPr>
-            <w:tcW w:type="dxa" w:w="3009"/>
+            <w:tcW w:w="3009" w:type="dxa"/>
           </w:tcPr>
           <w:p>
             <w:r>
@@ -1919,7 +1930,7 @@
       <w:tr>
         <w:tc>
           <w:tcPr>
-            <w:tcW w:type="dxa" w:w="3009"/>
+            <w:tcW w:w="3009" w:type="dxa"/>
           </w:tcPr>
           <w:p>
             <w:r>
@@ -1932,7 +1943,7 @@
         </w:tc>
         <w:tc>
           <w:tcPr>
-            <w:tcW w:type="dxa" w:w="3009"/>
+            <w:tcW w:w="3009" w:type="dxa"/>
           </w:tcPr>
           <w:p>
             <w:r>
@@ -1945,7 +1956,7 @@
         </w:tc>
         <w:tc>
           <w:tcPr>
-            <w:tcW w:type="dxa" w:w="3009"/>
+            <w:tcW w:w="3009" w:type="dxa"/>
           </w:tcPr>
           <w:p>
             <w:r>
@@ -1960,7 +1971,7 @@
       <w:tr>
         <w:tc>
           <w:tcPr>
-            <w:tcW w:type="dxa" w:w="3009"/>
+            <w:tcW w:w="3009" w:type="dxa"/>
           </w:tcPr>
           <w:p>
             <w:r>
@@ -1973,7 +1984,7 @@
         </w:tc>
         <w:tc>
           <w:tcPr>
-            <w:tcW w:type="dxa" w:w="3009"/>
+            <w:tcW w:w="3009" w:type="dxa"/>
           </w:tcPr>
           <w:p>
             <w:r>
@@ -1986,7 +1997,7 @@
         </w:tc>
         <w:tc>
           <w:tcPr>
-            <w:tcW w:type="dxa" w:w="3009"/>
+            <w:tcW w:w="3009" w:type="dxa"/>
           </w:tcPr>
           <w:p>
             <w:r>
@@ -2001,7 +2012,7 @@
       <w:tr>
         <w:tc>
           <w:tcPr>
-            <w:tcW w:type="dxa" w:w="3009"/>
+            <w:tcW w:w="3009" w:type="dxa"/>
           </w:tcPr>
           <w:p>
             <w:r>
@@ -2014,7 +2025,7 @@
         </w:tc>
         <w:tc>
           <w:tcPr>
-            <w:tcW w:type="dxa" w:w="3009"/>
+            <w:tcW w:w="3009" w:type="dxa"/>
           </w:tcPr>
           <w:p>
             <w:r>
@@ -2027,7 +2038,7 @@
         </w:tc>
         <w:tc>
           <w:tcPr>
-            <w:tcW w:type="dxa" w:w="3009"/>
+            <w:tcW w:w="3009" w:type="dxa"/>
           </w:tcPr>
           <w:p>
             <w:r>
@@ -2042,6 +2053,47 @@
       <w:tr>
         <w:tc>
           <w:tcPr>
+            <w:tcW w:w="3009" w:type="dxa"/>
+          </w:tcPr>
+          <w:p>
+            <w:r>
+              <w:rPr>
+                <w:sz w:val="19"/>
+              </w:rPr>
+              <w:t>8</w:t>
+            </w:r>
+          </w:p>
+        </w:tc>
+        <w:tc>
+          <w:tcPr>
+            <w:tcW w:w="3009" w:type="dxa"/>
+          </w:tcPr>
+          <w:p>
+            <w:r>
+              <w:rPr>
+                <w:sz w:val="19"/>
+              </w:rPr>
+              <w:t>性能实验页扩展高负载档位：测得antialias与物体数量的帧率对比数据</w:t>
+            </w:r>
+          </w:p>
+        </w:tc>
+        <w:tc>
+          <w:tcPr>
+            <w:tcW w:w="3009" w:type="dxa"/>
+          </w:tcPr>
+          <w:p>
+            <w:r>
+              <w:rPr>
+                <w:sz w:val="19"/>
+              </w:rPr>
+              <w:t>three-d/perf-test.html</w:t>
+            </w:r>
+          </w:p>
+        </w:tc>
+      </w:tr>
+      <w:tr>
+        <w:tc>
+          <w:tcPr>
             <w:tcW w:type="dxa" w:w="3009"/>
           </w:tcPr>
           <w:p>
@@ -2049,7 +2101,7 @@
               <w:rPr>
                 <w:sz w:val="19"/>
               </w:rPr>
-              <w:t>8</w:t>
+              <w:t>9</w:t>
             </w:r>
           </w:p>
         </w:tc>
@@ -2062,7 +2114,7 @@
               <w:rPr>
                 <w:sz w:val="19"/>
               </w:rPr>
-              <w:t>性能实验页扩展高负载档位：测得antialias与物体数量的帧率对比数据</w:t>
+              <w:t>移除校园角标中自行添加的两棵树，场景与教师案例保持一致</w:t>
             </w:r>
           </w:p>
         </w:tc>
@@ -2075,7 +2127,7 @@
               <w:rPr>
                 <w:sz w:val="19"/>
               </w:rPr>
-              <w:t>three-d/perf-test.html</w:t>
+              <w:t>three-d/campus.html、README.md</w:t>
             </w:r>
           </w:p>
         </w:tc>
@@ -2175,7 +2227,7 @@
         <w:rPr>
           <w:sz w:val="21"/>
         </w:rPr>
-        <w:t>（另有一次提交为"添加课堂实践进度报告七"，即本Word文件。）</w:t>
+        <w:t>（其后另有修订提交：移除校园角标的树木、同步更新本报告与README，完整记录见 git log。）</w:t>
       </w:r>
     </w:p>
     <w:p>
@@ -2186,13 +2238,7 @@
         <w:rPr>
           <w:rFonts w:hint="eastAsia"/>
         </w:rPr>
-        <w:t>5</w:t>
-      </w:r>
-      <w:r>
-        <w:rPr>
-          <w:rFonts w:hint="eastAsia"/>
-        </w:rPr>
-        <w:t>.</w:t>
+        <w:t>5.</w:t>
       </w:r>
       <w:r>
         <w:t>运行截图汇总</w:t>
@@ -2217,55 +2263,7 @@
           <w:sz w:val="18"/>
           <w:szCs w:val="18"/>
         </w:rPr>
-        <w:t>（截图</w:t>
-      </w:r>
-      <w:r>
-        <w:rPr>
-          <w:color w:val="808080"/>
-          <w:sz w:val="18"/>
-          <w:szCs w:val="18"/>
-        </w:rPr>
-        <w:t>1</w:t>
-      </w:r>
-      <w:r>
-        <w:rPr>
-          <w:color w:val="808080"/>
-          <w:sz w:val="18"/>
-          <w:szCs w:val="18"/>
-        </w:rPr>
-        <w:t>：＿＿＿＿＿＿；截图</w:t>
-      </w:r>
-      <w:r>
-        <w:rPr>
-          <w:color w:val="808080"/>
-          <w:sz w:val="18"/>
-          <w:szCs w:val="18"/>
-        </w:rPr>
-        <w:t>2</w:t>
-      </w:r>
-      <w:r>
-        <w:rPr>
-          <w:color w:val="808080"/>
-          <w:sz w:val="18"/>
-          <w:szCs w:val="18"/>
-        </w:rPr>
-        <w:t>：＿＿＿＿＿＿；</w:t>
-      </w:r>
-      <w:r>
-        <w:rPr>
-          <w:color w:val="808080"/>
-          <w:sz w:val="18"/>
-          <w:szCs w:val="18"/>
-        </w:rPr>
-        <w:t>……</w:t>
-      </w:r>
-      <w:r>
-        <w:rPr>
-          <w:color w:val="808080"/>
-          <w:sz w:val="18"/>
-          <w:szCs w:val="18"/>
-        </w:rPr>
-        <w:t>）</w:t>
+        <w:t>（截图1：＿＿＿＿＿＿；截图2：＿＿＿＿＿＿；……）</w:t>
       </w:r>
     </w:p>
     <w:p>
@@ -2304,7 +2302,7 @@
       <w:pPr>
         <w:spacing w:before="240" w:after="100"/>
         <w:rPr>
-          <w:rFonts w:ascii="黑体" w:eastAsia="黑体" w:hAnsi="黑体"/>
+          <w:rFonts w:ascii="黑体" w:hAnsi="黑体" w:eastAsia="黑体"/>
           <w:b/>
           <w:bCs/>
           <w:sz w:val="24"/>
@@ -2313,7 +2311,7 @@
       </w:pPr>
       <w:r>
         <w:rPr>
-          <w:rFonts w:ascii="黑体" w:eastAsia="黑体" w:hAnsi="黑体" w:hint="eastAsia"/>
+          <w:rFonts w:hint="eastAsia" w:ascii="黑体" w:hAnsi="黑体" w:eastAsia="黑体"/>
           <w:b/>
           <w:bCs/>
           <w:sz w:val="24"/>
@@ -2323,7 +2321,7 @@
       </w:r>
       <w:r>
         <w:rPr>
-          <w:rFonts w:ascii="黑体" w:eastAsia="黑体" w:hAnsi="黑体"/>
+          <w:rFonts w:ascii="黑体" w:hAnsi="黑体" w:eastAsia="黑体"/>
           <w:b/>
           <w:bCs/>
           <w:sz w:val="24"/>
@@ -2333,23 +2331,13 @@
       </w:r>
       <w:r>
         <w:rPr>
-          <w:rFonts w:ascii="黑体" w:eastAsia="黑体" w:hAnsi="黑体" w:hint="eastAsia"/>
+          <w:rFonts w:hint="eastAsia" w:ascii="黑体" w:hAnsi="黑体" w:eastAsia="黑体"/>
           <w:b/>
           <w:bCs/>
           <w:sz w:val="24"/>
           <w:szCs w:val="24"/>
         </w:rPr>
-        <w:t>独立研究</w:t>
-      </w:r>
-      <w:r>
-        <w:rPr>
-          <w:rFonts w:ascii="黑体" w:eastAsia="黑体" w:hAnsi="黑体" w:hint="eastAsia"/>
-          <w:b/>
-          <w:bCs/>
-          <w:sz w:val="24"/>
-          <w:szCs w:val="24"/>
-        </w:rPr>
-        <w:t>部分</w:t>
+        <w:t>独立研究部分</w:t>
       </w:r>
     </w:p>
     <w:p>
@@ -2360,19 +2348,7 @@
         <w:rPr>
           <w:rFonts w:hint="eastAsia"/>
         </w:rPr>
-        <w:t>分项简述</w:t>
-      </w:r>
-      <w:r>
-        <w:rPr>
-          <w:rFonts w:hint="eastAsia"/>
-        </w:rPr>
-        <w:t>独立</w:t>
-      </w:r>
-      <w:r>
-        <w:rPr>
-          <w:rFonts w:hint="eastAsia"/>
-        </w:rPr>
-        <w:t>研究部分（选做）的完成情况</w:t>
+        <w:t>分项简述独立研究部分（选做）的完成情况</w:t>
       </w:r>
     </w:p>
     <w:p>
@@ -2401,8 +2377,16 @@
     </w:p>
     <w:tbl>
       <w:tblPr>
-        <w:tblW w:type="auto" w:w="0"/>
-        <w:tblLook w:firstColumn="1" w:firstRow="1" w:lastColumn="0" w:lastRow="0" w:noHBand="0" w:noVBand="1" w:val="04A0"/>
+        <w:tblStyle w:val="13"/>
+        <w:tblW w:w="0" w:type="auto"/>
+        <w:tblInd w:w="0" w:type="dxa"/>
+        <w:tblLayout w:type="autofit"/>
+        <w:tblCellMar>
+          <w:top w:w="0" w:type="dxa"/>
+          <w:left w:w="108" w:type="dxa"/>
+          <w:bottom w:w="0" w:type="dxa"/>
+          <w:right w:w="108" w:type="dxa"/>
+        </w:tblCellMar>
       </w:tblPr>
       <w:tblGrid>
         <w:gridCol w:w="2256"/>
@@ -2413,7 +2397,7 @@
       <w:tr>
         <w:tc>
           <w:tcPr>
-            <w:tcW w:type="dxa" w:w="2256"/>
+            <w:tcW w:w="2256" w:type="dxa"/>
           </w:tcPr>
           <w:p>
             <w:r>
@@ -2427,7 +2411,7 @@
         </w:tc>
         <w:tc>
           <w:tcPr>
-            <w:tcW w:type="dxa" w:w="2256"/>
+            <w:tcW w:w="2256" w:type="dxa"/>
           </w:tcPr>
           <w:p>
             <w:r>
@@ -2441,7 +2425,7 @@
         </w:tc>
         <w:tc>
           <w:tcPr>
-            <w:tcW w:type="dxa" w:w="2256"/>
+            <w:tcW w:w="2256" w:type="dxa"/>
           </w:tcPr>
           <w:p>
             <w:r>
@@ -2455,7 +2439,7 @@
         </w:tc>
         <w:tc>
           <w:tcPr>
-            <w:tcW w:type="dxa" w:w="2256"/>
+            <w:tcW w:w="2256" w:type="dxa"/>
           </w:tcPr>
           <w:p>
             <w:r>
@@ -2471,7 +2455,7 @@
       <w:tr>
         <w:tc>
           <w:tcPr>
-            <w:tcW w:type="dxa" w:w="2256"/>
+            <w:tcW w:w="2256" w:type="dxa"/>
           </w:tcPr>
           <w:p>
             <w:r>
@@ -2484,7 +2468,7 @@
         </w:tc>
         <w:tc>
           <w:tcPr>
-            <w:tcW w:type="dxa" w:w="2256"/>
+            <w:tcW w:w="2256" w:type="dxa"/>
           </w:tcPr>
           <w:p>
             <w:r>
@@ -2497,7 +2481,7 @@
         </w:tc>
         <w:tc>
           <w:tcPr>
-            <w:tcW w:type="dxa" w:w="2256"/>
+            <w:tcW w:w="2256" w:type="dxa"/>
           </w:tcPr>
           <w:p>
             <w:r>
@@ -2510,7 +2494,7 @@
         </w:tc>
         <w:tc>
           <w:tcPr>
-            <w:tcW w:type="dxa" w:w="2256"/>
+            <w:tcW w:w="2256" w:type="dxa"/>
           </w:tcPr>
           <w:p>
             <w:r>
@@ -2525,7 +2509,7 @@
       <w:tr>
         <w:tc>
           <w:tcPr>
-            <w:tcW w:type="dxa" w:w="2256"/>
+            <w:tcW w:w="2256" w:type="dxa"/>
           </w:tcPr>
           <w:p>
             <w:r>
@@ -2538,7 +2522,7 @@
         </w:tc>
         <w:tc>
           <w:tcPr>
-            <w:tcW w:type="dxa" w:w="2256"/>
+            <w:tcW w:w="2256" w:type="dxa"/>
           </w:tcPr>
           <w:p>
             <w:r>
@@ -2551,7 +2535,7 @@
         </w:tc>
         <w:tc>
           <w:tcPr>
-            <w:tcW w:type="dxa" w:w="2256"/>
+            <w:tcW w:w="2256" w:type="dxa"/>
           </w:tcPr>
           <w:p>
             <w:r>
@@ -2564,7 +2548,7 @@
         </w:tc>
         <w:tc>
           <w:tcPr>
-            <w:tcW w:type="dxa" w:w="2256"/>
+            <w:tcW w:w="2256" w:type="dxa"/>
           </w:tcPr>
           <w:p>
             <w:r>
@@ -2579,7 +2563,7 @@
       <w:tr>
         <w:tc>
           <w:tcPr>
-            <w:tcW w:type="dxa" w:w="2256"/>
+            <w:tcW w:w="2256" w:type="dxa"/>
           </w:tcPr>
           <w:p>
             <w:r>
@@ -2592,7 +2576,7 @@
         </w:tc>
         <w:tc>
           <w:tcPr>
-            <w:tcW w:type="dxa" w:w="2256"/>
+            <w:tcW w:w="2256" w:type="dxa"/>
           </w:tcPr>
           <w:p>
             <w:r>
@@ -2605,7 +2589,7 @@
         </w:tc>
         <w:tc>
           <w:tcPr>
-            <w:tcW w:type="dxa" w:w="2256"/>
+            <w:tcW w:w="2256" w:type="dxa"/>
           </w:tcPr>
           <w:p>
             <w:r>
@@ -2618,7 +2602,7 @@
         </w:tc>
         <w:tc>
           <w:tcPr>
-            <w:tcW w:type="dxa" w:w="2256"/>
+            <w:tcW w:w="2256" w:type="dxa"/>
           </w:tcPr>
           <w:p>
             <w:r>
@@ -2633,7 +2617,7 @@
       <w:tr>
         <w:tc>
           <w:tcPr>
-            <w:tcW w:type="dxa" w:w="2256"/>
+            <w:tcW w:w="2256" w:type="dxa"/>
           </w:tcPr>
           <w:p>
             <w:r>
@@ -2646,7 +2630,7 @@
         </w:tc>
         <w:tc>
           <w:tcPr>
-            <w:tcW w:type="dxa" w:w="2256"/>
+            <w:tcW w:w="2256" w:type="dxa"/>
           </w:tcPr>
           <w:p>
             <w:r>
@@ -2659,7 +2643,7 @@
         </w:tc>
         <w:tc>
           <w:tcPr>
-            <w:tcW w:type="dxa" w:w="2256"/>
+            <w:tcW w:w="2256" w:type="dxa"/>
           </w:tcPr>
           <w:p>
             <w:r>
@@ -2672,7 +2656,7 @@
         </w:tc>
         <w:tc>
           <w:tcPr>
-            <w:tcW w:type="dxa" w:w="2256"/>
+            <w:tcW w:w="2256" w:type="dxa"/>
           </w:tcPr>
           <w:p>
             <w:r>
@@ -2687,7 +2671,7 @@
       <w:tr>
         <w:tc>
           <w:tcPr>
-            <w:tcW w:type="dxa" w:w="2256"/>
+            <w:tcW w:w="2256" w:type="dxa"/>
           </w:tcPr>
           <w:p>
             <w:r>
@@ -2700,7 +2684,7 @@
         </w:tc>
         <w:tc>
           <w:tcPr>
-            <w:tcW w:type="dxa" w:w="2256"/>
+            <w:tcW w:w="2256" w:type="dxa"/>
           </w:tcPr>
           <w:p>
             <w:r>
@@ -2713,7 +2697,7 @@
         </w:tc>
         <w:tc>
           <w:tcPr>
-            <w:tcW w:type="dxa" w:w="2256"/>
+            <w:tcW w:w="2256" w:type="dxa"/>
           </w:tcPr>
           <w:p>
             <w:r>
@@ -2726,7 +2710,7 @@
         </w:tc>
         <w:tc>
           <w:tcPr>
-            <w:tcW w:type="dxa" w:w="2256"/>
+            <w:tcW w:w="2256" w:type="dxa"/>
           </w:tcPr>
           <w:p>
             <w:r>
@@ -2753,7 +2737,7 @@
       </w:pPr>
       <w:r>
         <w:rPr>
-          <w:rFonts w:ascii="黑体" w:eastAsia="黑体" w:hAnsi="黑体" w:hint="eastAsia"/>
+          <w:rFonts w:hint="eastAsia" w:ascii="黑体" w:hAnsi="黑体" w:eastAsia="黑体"/>
           <w:b/>
           <w:bCs/>
           <w:sz w:val="24"/>
@@ -2763,7 +2747,7 @@
       </w:r>
       <w:r>
         <w:rPr>
-          <w:rFonts w:ascii="黑体" w:eastAsia="黑体" w:hAnsi="黑体"/>
+          <w:rFonts w:ascii="黑体" w:hAnsi="黑体" w:eastAsia="黑体"/>
           <w:b/>
           <w:bCs/>
           <w:sz w:val="24"/>
@@ -2773,7 +2757,7 @@
       </w:r>
       <w:r>
         <w:rPr>
-          <w:rFonts w:ascii="黑体" w:eastAsia="黑体" w:hAnsi="黑体" w:hint="eastAsia"/>
+          <w:rFonts w:hint="eastAsia" w:ascii="黑体" w:hAnsi="黑体" w:eastAsia="黑体"/>
           <w:b/>
           <w:bCs/>
           <w:sz w:val="24"/>
@@ -2787,22 +2771,7 @@
         <w:spacing w:before="40" w:after="40" w:line="300" w:lineRule="auto"/>
       </w:pPr>
       <w:r>
-        <w:t xml:space="preserve">1. </w:t>
-      </w:r>
-      <w:r>
-        <w:t>知识总结：用自己的话写</w:t>
-      </w:r>
-      <w:r>
-        <w:t>3</w:t>
-      </w:r>
-      <w:r>
-        <w:t>至</w:t>
-      </w:r>
-      <w:r>
-        <w:t>5</w:t>
-      </w:r>
-      <w:r>
-        <w:t>句本次课掌握的知识</w:t>
+        <w:t>1. 知识总结：用自己的话写3至5句本次课掌握的知识</w:t>
       </w:r>
     </w:p>
     <w:p>
@@ -2821,13 +2790,7 @@
         <w:rPr>
           <w:rFonts w:hint="eastAsia"/>
         </w:rPr>
-        <w:t>2.</w:t>
-      </w:r>
-      <w:r>
-        <w:rPr>
-          <w:rFonts w:hint="eastAsia"/>
-        </w:rPr>
-        <w:t>问题解决</w:t>
+        <w:t>2.问题解决</w:t>
       </w:r>
     </w:p>
     <w:p>
@@ -2835,25 +2798,7 @@
         <w:spacing w:before="40" w:after="40" w:line="300" w:lineRule="auto"/>
       </w:pPr>
       <w:r>
-        <w:t>记录至少</w:t>
-      </w:r>
-      <w:r>
-        <w:t>1</w:t>
-      </w:r>
-      <w:r>
-        <w:t>个你实际遇到的问题（报错、显示异常、数据丢失、加载失败等）。没有遇到问题的同学，记录一次</w:t>
-      </w:r>
-      <w:r>
-        <w:t>“</w:t>
-      </w:r>
-      <w:r>
-        <w:t>故意实验</w:t>
-      </w:r>
-      <w:r>
-        <w:t>”</w:t>
-      </w:r>
-      <w:r>
-        <w:t>的观察（如故意断网、输入非法值、删除数据文件后的程序表现）</w:t>
+        <w:t>记录至少1个你实际遇到的问题（报错、显示异常、数据丢失、加载失败等）。没有遇到问题的同学，记录一次“故意实验”的观察（如故意断网、输入非法值、删除数据文件后的程序表现）</w:t>
       </w:r>
     </w:p>
     <w:p>
@@ -2886,7 +2831,7 @@
       </w:pPr>
       <w:r>
         <w:rPr>
-          <w:rFonts w:ascii="黑体" w:eastAsia="黑体" w:hAnsi="黑体" w:hint="eastAsia"/>
+          <w:rFonts w:hint="eastAsia" w:ascii="黑体" w:hAnsi="黑体" w:eastAsia="黑体"/>
           <w:b/>
           <w:bCs/>
           <w:sz w:val="24"/>
@@ -2896,7 +2841,7 @@
       </w:r>
       <w:r>
         <w:rPr>
-          <w:rFonts w:ascii="黑体" w:eastAsia="黑体" w:hAnsi="黑体"/>
+          <w:rFonts w:ascii="黑体" w:hAnsi="黑体" w:eastAsia="黑体"/>
           <w:b/>
           <w:bCs/>
           <w:sz w:val="24"/>
@@ -2906,7 +2851,7 @@
       </w:r>
       <w:r>
         <w:rPr>
-          <w:rFonts w:ascii="黑体" w:eastAsia="黑体" w:hAnsi="黑体" w:hint="eastAsia"/>
+          <w:rFonts w:hint="eastAsia" w:ascii="黑体" w:hAnsi="黑体" w:eastAsia="黑体"/>
           <w:b/>
           <w:bCs/>
           <w:sz w:val="24"/>
@@ -2920,19 +2865,7 @@
         <w:spacing w:before="40" w:after="40" w:line="300" w:lineRule="auto"/>
       </w:pPr>
       <w:r>
-        <w:t>本课程不以</w:t>
-      </w:r>
-      <w:r>
-        <w:t>AI</w:t>
-      </w:r>
-      <w:r>
-        <w:t>生成代码作为主要完成路径。如使用</w:t>
-      </w:r>
-      <w:r>
-        <w:t>AI</w:t>
-      </w:r>
-      <w:r>
-        <w:t>工具辅助，请注明</w:t>
+        <w:t>本课程不以AI生成代码作为主要完成路径。如使用AI工具辅助，请注明</w:t>
       </w:r>
       <w:r>
         <w:rPr>
@@ -2953,43 +2886,23 @@
       </w:r>
     </w:p>
     <w:sectPr>
-      <w:footerReference w:type="default" r:id="rId7"/>
+      <w:footerReference r:id="rId3" w:type="default"/>
       <w:pgSz w:w="11906" w:h="16838"/>
       <w:pgMar w:top="1134" w:right="1440" w:bottom="1134" w:left="1440" w:header="708" w:footer="708" w:gutter="0"/>
-      <w:cols w:space="720"/>
-      <w:docGrid w:linePitch="360"/>
+      <w:cols w:space="720" w:num="1"/>
+      <w:docGrid w:linePitch="360" w:charSpace="0"/>
     </w:sectPr>
   </w:body>
 </w:document>
 </file>
 
-<file path=word/endnotes.xml><?xml version="1.0" encoding="utf-8"?>
-<w:endnotes xmlns:wpc="http://schemas.microsoft.com/office/word/2010/wordprocessingCanvas" xmlns:cx="http://schemas.microsoft.com/office/drawing/2014/chartex" xmlns:cx1="http://schemas.microsoft.com/office/drawing/2015/9/8/chartex" xmlns:cx2="http://schemas.microsoft.com/office/drawing/2015/10/21/chartex" xmlns:cx3="http://schemas.microsoft.com/office/drawing/2016/5/9/chartex" xmlns:cx4="http://schemas.microsoft.com/office/drawing/2016/5/10/chartex" xmlns:cx5="http://schemas.microsoft.com/office/drawing/2016/5/11/chartex" xmlns:cx6="http://schemas.microsoft.com/office/drawing/2016/5/12/chartex" xmlns:cx7="http://schemas.microsoft.com/office/drawing/2016/5/13/chartex" xmlns:cx8="http://schemas.microsoft.com/office/drawing/2016/5/14/chartex" xmlns:mc="http://schemas.openxmlformats.org/markup-compatibility/2006" xmlns:aink="http://schemas.microsoft.com/office/drawing/2016/ink" xmlns:am3d="http://schemas.microsoft.com/office/drawing/2017/model3d" xmlns:o="urn:schemas-microsoft-com:office:office" xmlns:oel="http://schemas.microsoft.com/office/2019/extlst" xmlns:r="http://schemas.openxmlformats.org/officeDocument/2006/relationships" xmlns:m="http://schemas.openxmlformats.org/officeDocument/2006/math" xmlns:v="urn:schemas-microsoft-com:vml" xmlns:wp14="http://schemas.microsoft.com/office/word/2010/wordprocessingDrawing" xmlns:wp="http://schemas.openxmlformats.org/drawingml/2006/wordprocessingDrawing" xmlns:w10="urn:schemas-microsoft-com:office:word" xmlns:w="http://schemas.openxmlformats.org/wordprocessingml/2006/main" xmlns:w14="http://schemas.microsoft.com/office/word/2010/wordml" xmlns:w15="http://schemas.microsoft.com/office/word/2012/wordml" xmlns:w16cex="http://schemas.microsoft.com/office/word/2018/wordml/cex" xmlns:w16cid="http://schemas.microsoft.com/office/word/2016/wordml/cid" xmlns:w16="http://schemas.microsoft.com/office/word/2018/wordml" xmlns:w16du="http://schemas.microsoft.com/office/word/2023/wordml/word16du" xmlns:w16sdtdh="http://schemas.microsoft.com/office/word/2020/wordml/sdtdatahash" xmlns:w16se="http://schemas.microsoft.com/office/word/2015/wordml/symex" xmlns:wpg="http://schemas.microsoft.com/office/word/2010/wordprocessingGroup" xmlns:wpi="http://schemas.microsoft.com/office/word/2010/wordprocessingInk" xmlns:wne="http://schemas.microsoft.com/office/word/2006/wordml" xmlns:wps="http://schemas.microsoft.com/office/word/2010/wordprocessingShape" mc:Ignorable="w14 w15 w16se w16cid w16 w16cex w16sdtdh w16du wp14">
-  <w:endnote w:type="separator" w:id="-1">
-    <w:p>
-      <w:r>
-        <w:separator/>
-      </w:r>
-    </w:p>
-  </w:endnote>
-  <w:endnote w:type="continuationSeparator" w:id="0">
-    <w:p>
-      <w:r>
-        <w:continuationSeparator/>
-      </w:r>
-    </w:p>
-  </w:endnote>
-</w:endnotes>
-</file>
-
 <file path=word/footer1.xml><?xml version="1.0" encoding="utf-8"?>
-<w:ftr xmlns:wpc="http://schemas.microsoft.com/office/word/2010/wordprocessingCanvas" xmlns:cx="http://schemas.microsoft.com/office/drawing/2014/chartex" xmlns:cx1="http://schemas.microsoft.com/office/drawing/2015/9/8/chartex" xmlns:cx2="http://schemas.microsoft.com/office/drawing/2015/10/21/chartex" xmlns:cx3="http://schemas.microsoft.com/office/drawing/2016/5/9/chartex" xmlns:cx4="http://schemas.microsoft.com/office/drawing/2016/5/10/chartex" xmlns:cx5="http://schemas.microsoft.com/office/drawing/2016/5/11/chartex" xmlns:cx6="http://schemas.microsoft.com/office/drawing/2016/5/12/chartex" xmlns:cx7="http://schemas.microsoft.com/office/drawing/2016/5/13/chartex" xmlns:cx8="http://schemas.microsoft.com/office/drawing/2016/5/14/chartex" xmlns:mc="http://schemas.openxmlformats.org/markup-compatibility/2006" xmlns:aink="http://schemas.microsoft.com/office/drawing/2016/ink" xmlns:am3d="http://schemas.microsoft.com/office/drawing/2017/model3d" xmlns:o="urn:schemas-microsoft-com:office:office" xmlns:oel="http://schemas.microsoft.com/office/2019/extlst" xmlns:r="http://schemas.openxmlformats.org/officeDocument/2006/relationships" xmlns:m="http://schemas.openxmlformats.org/officeDocument/2006/math" xmlns:v="urn:schemas-microsoft-com:vml" xmlns:wp14="http://schemas.microsoft.com/office/word/2010/wordprocessingDrawing" xmlns:wp="http://schemas.openxmlformats.org/drawingml/2006/wordprocessingDrawing" xmlns:w10="urn:schemas-microsoft-com:office:word" xmlns:w="http://schemas.openxmlformats.org/wordprocessingml/2006/main" xmlns:w14="http://schemas.microsoft.com/office/word/2010/wordml" xmlns:w15="http://schemas.microsoft.com/office/word/2012/wordml" xmlns:w16cex="http://schemas.microsoft.com/office/word/2018/wordml/cex" xmlns:w16cid="http://schemas.microsoft.com/office/word/2016/wordml/cid" xmlns:w16="http://schemas.microsoft.com/office/word/2018/wordml" xmlns:w16du="http://schemas.microsoft.com/office/word/2023/wordml/word16du" xmlns:w16sdtdh="http://schemas.microsoft.com/office/word/2020/wordml/sdtdatahash" xmlns:w16se="http://schemas.microsoft.com/office/word/2015/wordml/symex" xmlns:wpg="http://schemas.microsoft.com/office/word/2010/wordprocessingGroup" xmlns:wpi="http://schemas.microsoft.com/office/word/2010/wordprocessingInk" xmlns:wne="http://schemas.microsoft.com/office/word/2006/wordml" xmlns:wps="http://schemas.microsoft.com/office/word/2010/wordprocessingShape" mc:Ignorable="w14 w15 w16se w16cid w16 w16cex w16sdtdh w16du wp14">
+<w:ftr xmlns:wpc="http://schemas.microsoft.com/office/word/2010/wordprocessingCanvas" xmlns:mc="http://schemas.openxmlformats.org/markup-compatibility/2006" xmlns:o="urn:schemas-microsoft-com:office:office" xmlns:r="http://schemas.openxmlformats.org/officeDocument/2006/relationships" xmlns:m="http://schemas.openxmlformats.org/officeDocument/2006/math" xmlns:v="urn:schemas-microsoft-com:vml" xmlns:wp14="http://schemas.microsoft.com/office/word/2010/wordprocessingDrawing" xmlns:wp="http://schemas.openxmlformats.org/drawingml/2006/wordprocessingDrawing" xmlns:w10="urn:schemas-microsoft-com:office:word" xmlns:w="http://schemas.openxmlformats.org/wordprocessingml/2006/main" xmlns:w14="http://schemas.microsoft.com/office/word/2010/wordml" xmlns:w15="http://schemas.microsoft.com/office/word/2012/wordml" xmlns:wpg="http://schemas.microsoft.com/office/word/2010/wordprocessingGroup" xmlns:wpi="http://schemas.microsoft.com/office/word/2010/wordprocessingInk" xmlns:wne="http://schemas.microsoft.com/office/word/2006/wordml" xmlns:wps="http://schemas.microsoft.com/office/word/2010/wordprocessingShape" xmlns:wpsCustomData="http://www.wps.cn/officeDocument/2013/wpsCustomData" mc:Ignorable="w14 w15 wp14">
   <w:sdt>
     <w:sdtPr>
-      <w:id w:val="-1496189441"/>
+      <w:id w:val="-1"/>
       <w:docPartObj>
-        <w:docPartGallery w:val="Page Numbers (Bottom of Page)"/>
-        <w:docPartUnique/>
+        <w:docPartGallery w:val="AutoText"/>
       </w:docPartObj>
     </w:sdtPr>
     <w:sdtContent>
@@ -2997,14 +2910,13 @@
         <w:sdtPr>
           <w:id w:val="1728636285"/>
           <w:docPartObj>
-            <w:docPartGallery w:val="Page Numbers (Top of Page)"/>
-            <w:docPartUnique/>
+            <w:docPartGallery w:val="AutoText"/>
           </w:docPartObj>
         </w:sdtPr>
         <w:sdtContent>
           <w:p>
             <w:pPr>
-              <w:pStyle w:val="ae"/>
+              <w:pStyle w:val="9"/>
               <w:jc w:val="center"/>
             </w:pPr>
             <w:r>
@@ -3027,7 +2939,7 @@
                 <w:b/>
                 <w:bCs/>
               </w:rPr>
-              <w:instrText>PAGE</w:instrText>
+              <w:instrText xml:space="preserve">PAGE</w:instrText>
             </w:r>
             <w:r>
               <w:rPr>
@@ -3075,7 +2987,7 @@
                 <w:b/>
                 <w:bCs/>
               </w:rPr>
-              <w:instrText>NUMPAGES</w:instrText>
+              <w:instrText xml:space="preserve">NUMPAGES</w:instrText>
             </w:r>
             <w:r>
               <w:rPr>
@@ -3110,624 +3022,402 @@
   </w:sdt>
   <w:p>
     <w:pPr>
-      <w:pStyle w:val="ae"/>
+      <w:pStyle w:val="9"/>
     </w:pPr>
   </w:p>
 </w:ftr>
 </file>
 
-<file path=word/footnotes.xml><?xml version="1.0" encoding="utf-8"?>
-<w:footnotes xmlns:wpc="http://schemas.microsoft.com/office/word/2010/wordprocessingCanvas" xmlns:cx="http://schemas.microsoft.com/office/drawing/2014/chartex" xmlns:cx1="http://schemas.microsoft.com/office/drawing/2015/9/8/chartex" xmlns:cx2="http://schemas.microsoft.com/office/drawing/2015/10/21/chartex" xmlns:cx3="http://schemas.microsoft.com/office/drawing/2016/5/9/chartex" xmlns:cx4="http://schemas.microsoft.com/office/drawing/2016/5/10/chartex" xmlns:cx5="http://schemas.microsoft.com/office/drawing/2016/5/11/chartex" xmlns:cx6="http://schemas.microsoft.com/office/drawing/2016/5/12/chartex" xmlns:cx7="http://schemas.microsoft.com/office/drawing/2016/5/13/chartex" xmlns:cx8="http://schemas.microsoft.com/office/drawing/2016/5/14/chartex" xmlns:mc="http://schemas.openxmlformats.org/markup-compatibility/2006" xmlns:aink="http://schemas.microsoft.com/office/drawing/2016/ink" xmlns:am3d="http://schemas.microsoft.com/office/drawing/2017/model3d" xmlns:o="urn:schemas-microsoft-com:office:office" xmlns:oel="http://schemas.microsoft.com/office/2019/extlst" xmlns:r="http://schemas.openxmlformats.org/officeDocument/2006/relationships" xmlns:m="http://schemas.openxmlformats.org/officeDocument/2006/math" xmlns:v="urn:schemas-microsoft-com:vml" xmlns:wp14="http://schemas.microsoft.com/office/word/2010/wordprocessingDrawing" xmlns:wp="http://schemas.openxmlformats.org/drawingml/2006/wordprocessingDrawing" xmlns:w10="urn:schemas-microsoft-com:office:word" xmlns:w="http://schemas.openxmlformats.org/wordprocessingml/2006/main" xmlns:w14="http://schemas.microsoft.com/office/word/2010/wordml" xmlns:w15="http://schemas.microsoft.com/office/word/2012/wordml" xmlns:w16cex="http://schemas.microsoft.com/office/word/2018/wordml/cex" xmlns:w16cid="http://schemas.microsoft.com/office/word/2016/wordml/cid" xmlns:w16="http://schemas.microsoft.com/office/word/2018/wordml" xmlns:w16du="http://schemas.microsoft.com/office/word/2023/wordml/word16du" xmlns:w16sdtdh="http://schemas.microsoft.com/office/word/2020/wordml/sdtdatahash" xmlns:w16se="http://schemas.microsoft.com/office/word/2015/wordml/symex" xmlns:wpg="http://schemas.microsoft.com/office/word/2010/wordprocessingGroup" xmlns:wpi="http://schemas.microsoft.com/office/word/2010/wordprocessingInk" xmlns:wne="http://schemas.microsoft.com/office/word/2006/wordml" xmlns:wps="http://schemas.microsoft.com/office/word/2010/wordprocessingShape" mc:Ignorable="w14 w15 w16se w16cid w16 w16cex w16sdtdh w16du wp14">
-  <w:footnote w:type="separator" w:id="-1">
-    <w:p>
-      <w:r>
-        <w:separator/>
-      </w:r>
-    </w:p>
-  </w:footnote>
-  <w:footnote w:type="continuationSeparator" w:id="0">
-    <w:p>
-      <w:r>
-        <w:continuationSeparator/>
-      </w:r>
-    </w:p>
-  </w:footnote>
-</w:footnotes>
-</file>
-
-<file path=word/numbering.xml><?xml version="1.0" encoding="utf-8"?>
-<w:numbering xmlns:wpc="http://schemas.microsoft.com/office/word/2010/wordprocessingCanvas" xmlns:cx="http://schemas.microsoft.com/office/drawing/2014/chartex" xmlns:cx1="http://schemas.microsoft.com/office/drawing/2015/9/8/chartex" xmlns:cx2="http://schemas.microsoft.com/office/drawing/2015/10/21/chartex" xmlns:cx3="http://schemas.microsoft.com/office/drawing/2016/5/9/chartex" xmlns:cx4="http://schemas.microsoft.com/office/drawing/2016/5/10/chartex" xmlns:cx5="http://schemas.microsoft.com/office/drawing/2016/5/11/chartex" xmlns:cx6="http://schemas.microsoft.com/office/drawing/2016/5/12/chartex" xmlns:cx7="http://schemas.microsoft.com/office/drawing/2016/5/13/chartex" xmlns:cx8="http://schemas.microsoft.com/office/drawing/2016/5/14/chartex" xmlns:mc="http://schemas.openxmlformats.org/markup-compatibility/2006" xmlns:aink="http://schemas.microsoft.com/office/drawing/2016/ink" xmlns:am3d="http://schemas.microsoft.com/office/drawing/2017/model3d" xmlns:o="urn:schemas-microsoft-com:office:office" xmlns:oel="http://schemas.microsoft.com/office/2019/extlst" xmlns:r="http://schemas.openxmlformats.org/officeDocument/2006/relationships" xmlns:m="http://schemas.openxmlformats.org/officeDocument/2006/math" xmlns:v="urn:schemas-microsoft-com:vml" xmlns:wp14="http://schemas.microsoft.com/office/word/2010/wordprocessingDrawing" xmlns:wp="http://schemas.openxmlformats.org/drawingml/2006/wordprocessingDrawing" xmlns:w10="urn:schemas-microsoft-com:office:word" xmlns:w="http://schemas.openxmlformats.org/wordprocessingml/2006/main" xmlns:w14="http://schemas.microsoft.com/office/word/2010/wordml" xmlns:w15="http://schemas.microsoft.com/office/word/2012/wordml" xmlns:w16cex="http://schemas.microsoft.com/office/word/2018/wordml/cex" xmlns:w16cid="http://schemas.microsoft.com/office/word/2016/wordml/cid" xmlns:w16="http://schemas.microsoft.com/office/word/2018/wordml" xmlns:w16du="http://schemas.microsoft.com/office/word/2023/wordml/word16du" xmlns:w16sdtdh="http://schemas.microsoft.com/office/word/2020/wordml/sdtdatahash" xmlns:w16se="http://schemas.microsoft.com/office/word/2015/wordml/symex" xmlns:wpg="http://schemas.microsoft.com/office/word/2010/wordprocessingGroup" xmlns:wpi="http://schemas.microsoft.com/office/word/2010/wordprocessingInk" xmlns:wne="http://schemas.microsoft.com/office/word/2006/wordml" xmlns:wps="http://schemas.microsoft.com/office/word/2010/wordprocessingShape" mc:Ignorable="w14 w15 w16se w16cid w16 w16cex w16sdtdh w16du wp14">
-  <w:abstractNum w:abstractNumId="0" w15:restartNumberingAfterBreak="0">
-    <w:nsid w:val="3D837EA6"/>
-    <w:multiLevelType w:val="hybridMultilevel"/>
-    <w:tmpl w:val="FF90FBE2"/>
-    <w:lvl w:ilvl="0" w:tplc="A52CF19C">
-      <w:start w:val="1"/>
-      <w:numFmt w:val="bullet"/>
-      <w:lvlText w:val="●"/>
-      <w:lvlJc w:val="left"/>
-      <w:pPr>
-        <w:ind w:left="720" w:hanging="360"/>
-      </w:pPr>
-    </w:lvl>
-    <w:lvl w:ilvl="1" w:tplc="967A7116">
-      <w:start w:val="1"/>
-      <w:numFmt w:val="bullet"/>
-      <w:lvlText w:val="○"/>
-      <w:lvlJc w:val="left"/>
-      <w:pPr>
-        <w:ind w:left="1440" w:hanging="360"/>
-      </w:pPr>
-    </w:lvl>
-    <w:lvl w:ilvl="2" w:tplc="DFB259BA">
-      <w:start w:val="1"/>
-      <w:numFmt w:val="bullet"/>
-      <w:lvlText w:val="■"/>
-      <w:lvlJc w:val="left"/>
-      <w:pPr>
-        <w:ind w:left="2160" w:hanging="360"/>
-      </w:pPr>
-    </w:lvl>
-    <w:lvl w:ilvl="3" w:tplc="93C0D532">
-      <w:start w:val="1"/>
-      <w:numFmt w:val="bullet"/>
-      <w:lvlText w:val="●"/>
-      <w:lvlJc w:val="left"/>
-      <w:pPr>
-        <w:ind w:left="2880" w:hanging="360"/>
-      </w:pPr>
-    </w:lvl>
-    <w:lvl w:ilvl="4" w:tplc="62888488">
-      <w:start w:val="1"/>
-      <w:numFmt w:val="bullet"/>
-      <w:lvlText w:val="○"/>
-      <w:lvlJc w:val="left"/>
-      <w:pPr>
-        <w:ind w:left="3600" w:hanging="360"/>
-      </w:pPr>
-    </w:lvl>
-    <w:lvl w:ilvl="5" w:tplc="BD7CBDE4">
-      <w:start w:val="1"/>
-      <w:numFmt w:val="bullet"/>
-      <w:lvlText w:val="■"/>
-      <w:lvlJc w:val="left"/>
-      <w:pPr>
-        <w:ind w:left="4320" w:hanging="360"/>
-      </w:pPr>
-    </w:lvl>
-    <w:lvl w:ilvl="6" w:tplc="7DEAE67C">
-      <w:start w:val="1"/>
-      <w:numFmt w:val="bullet"/>
-      <w:lvlText w:val="●"/>
-      <w:lvlJc w:val="left"/>
-      <w:pPr>
-        <w:ind w:left="5040" w:hanging="360"/>
-      </w:pPr>
-    </w:lvl>
-    <w:lvl w:ilvl="7" w:tplc="E06666C6">
-      <w:start w:val="1"/>
-      <w:numFmt w:val="bullet"/>
-      <w:lvlText w:val="●"/>
-      <w:lvlJc w:val="left"/>
-      <w:pPr>
-        <w:ind w:left="5760" w:hanging="360"/>
-      </w:pPr>
-    </w:lvl>
-    <w:lvl w:ilvl="8" w:tplc="5A02558A">
-      <w:start w:val="1"/>
-      <w:numFmt w:val="bullet"/>
-      <w:lvlText w:val="●"/>
-      <w:lvlJc w:val="left"/>
-      <w:pPr>
-        <w:ind w:left="6480" w:hanging="360"/>
-      </w:pPr>
-    </w:lvl>
-  </w:abstractNum>
-  <w:num w:numId="1" w16cid:durableId="1556550245">
-    <w:abstractNumId w:val="0"/>
-    <w:lvlOverride w:ilvl="0">
-      <w:startOverride w:val="1"/>
-    </w:lvlOverride>
-  </w:num>
-</w:numbering>
-</file>
-
 <file path=word/styles.xml><?xml version="1.0" encoding="utf-8"?>
-<w:styles xmlns:mc="http://schemas.openxmlformats.org/markup-compatibility/2006" xmlns:r="http://schemas.openxmlformats.org/officeDocument/2006/relationships" xmlns:w="http://schemas.openxmlformats.org/wordprocessingml/2006/main" xmlns:w14="http://schemas.microsoft.com/office/word/2010/wordml" xmlns:w15="http://schemas.microsoft.com/office/word/2012/wordml" xmlns:w16cex="http://schemas.microsoft.com/office/word/2018/wordml/cex" xmlns:w16cid="http://schemas.microsoft.com/office/word/2016/wordml/cid" xmlns:w16="http://schemas.microsoft.com/office/word/2018/wordml" xmlns:w16du="http://schemas.microsoft.com/office/word/2023/wordml/word16du" xmlns:w16sdtdh="http://schemas.microsoft.com/office/word/2020/wordml/sdtdatahash" xmlns:w16se="http://schemas.microsoft.com/office/word/2015/wordml/symex" mc:Ignorable="w14 w15 w16se w16cid w16 w16cex w16sdtdh w16du">
+<w:styles xmlns:mc="http://schemas.openxmlformats.org/markup-compatibility/2006" xmlns:o="urn:schemas-microsoft-com:office:office" xmlns:r="http://schemas.openxmlformats.org/officeDocument/2006/relationships" xmlns:m="http://schemas.openxmlformats.org/officeDocument/2006/math" xmlns:v="urn:schemas-microsoft-com:vml" xmlns:w="http://schemas.openxmlformats.org/wordprocessingml/2006/main" xmlns:w14="http://schemas.microsoft.com/office/word/2010/wordml" xmlns:w10="urn:schemas-microsoft-com:office:word" xmlns:sl="http://schemas.openxmlformats.org/schemaLibrary/2006/main" xmlns:wpsCustomData="http://www.wps.cn/officeDocument/2013/wpsCustomData" mc:Ignorable="w14">
   <w:docDefaults>
     <w:rPrDefault>
       <w:rPr>
-        <w:rFonts w:ascii="Times New Roman" w:eastAsia="宋体" w:hAnsi="Times New Roman" w:cs="Times New Roman"/>
-        <w:sz w:val="21"/>
-        <w:szCs w:val="21"/>
-        <w:lang w:val="en-US" w:eastAsia="zh-CN" w:bidi="ar-SA"/>
+        <w:rFonts w:ascii="Times New Roman" w:hAnsi="Times New Roman" w:eastAsia="宋体" w:cs="Times New Roman"/>
       </w:rPr>
     </w:rPrDefault>
     <w:pPrDefault/>
   </w:docDefaults>
-  <w:latentStyles w:defLockedState="0" w:defUIPriority="99" w:defSemiHidden="0" w:defUnhideWhenUsed="0" w:defQFormat="0" w:count="376">
-    <w:lsdException w:name="Normal" w:uiPriority="0" w:qFormat="1"/>
-    <w:lsdException w:name="heading 1" w:uiPriority="9" w:qFormat="1"/>
-    <w:lsdException w:name="heading 2" w:semiHidden="1" w:uiPriority="9" w:unhideWhenUsed="1" w:qFormat="1"/>
-    <w:lsdException w:name="heading 3" w:semiHidden="1" w:uiPriority="9" w:unhideWhenUsed="1" w:qFormat="1"/>
-    <w:lsdException w:name="heading 4" w:semiHidden="1" w:uiPriority="9" w:unhideWhenUsed="1" w:qFormat="1"/>
-    <w:lsdException w:name="heading 5" w:semiHidden="1" w:uiPriority="9" w:unhideWhenUsed="1" w:qFormat="1"/>
-    <w:lsdException w:name="heading 6" w:semiHidden="1" w:uiPriority="9" w:unhideWhenUsed="1" w:qFormat="1"/>
-    <w:lsdException w:name="heading 7" w:semiHidden="1" w:uiPriority="9" w:unhideWhenUsed="1" w:qFormat="1"/>
-    <w:lsdException w:name="heading 8" w:semiHidden="1" w:uiPriority="9" w:unhideWhenUsed="1" w:qFormat="1"/>
-    <w:lsdException w:name="heading 9" w:semiHidden="1" w:uiPriority="9" w:unhideWhenUsed="1" w:qFormat="1"/>
-    <w:lsdException w:name="index 1" w:semiHidden="1" w:unhideWhenUsed="1"/>
-    <w:lsdException w:name="index 2" w:semiHidden="1" w:unhideWhenUsed="1"/>
-    <w:lsdException w:name="index 3" w:semiHidden="1" w:unhideWhenUsed="1"/>
-    <w:lsdException w:name="index 4" w:semiHidden="1" w:unhideWhenUsed="1"/>
-    <w:lsdException w:name="index 5" w:semiHidden="1" w:unhideWhenUsed="1"/>
-    <w:lsdException w:name="index 6" w:semiHidden="1" w:unhideWhenUsed="1"/>
-    <w:lsdException w:name="index 7" w:semiHidden="1" w:unhideWhenUsed="1"/>
-    <w:lsdException w:name="index 8" w:semiHidden="1" w:unhideWhenUsed="1"/>
-    <w:lsdException w:name="index 9" w:semiHidden="1" w:unhideWhenUsed="1"/>
-    <w:lsdException w:name="toc 1" w:semiHidden="1" w:uiPriority="39" w:unhideWhenUsed="1"/>
-    <w:lsdException w:name="toc 2" w:semiHidden="1" w:uiPriority="39" w:unhideWhenUsed="1"/>
-    <w:lsdException w:name="toc 3" w:semiHidden="1" w:uiPriority="39" w:unhideWhenUsed="1"/>
-    <w:lsdException w:name="toc 4" w:semiHidden="1" w:uiPriority="39" w:unhideWhenUsed="1"/>
-    <w:lsdException w:name="toc 5" w:semiHidden="1" w:uiPriority="39" w:unhideWhenUsed="1"/>
-    <w:lsdException w:name="toc 6" w:semiHidden="1" w:uiPriority="39" w:unhideWhenUsed="1"/>
-    <w:lsdException w:name="toc 7" w:semiHidden="1" w:uiPriority="39" w:unhideWhenUsed="1"/>
-    <w:lsdException w:name="toc 8" w:semiHidden="1" w:uiPriority="39" w:unhideWhenUsed="1"/>
-    <w:lsdException w:name="toc 9" w:semiHidden="1" w:uiPriority="39" w:unhideWhenUsed="1"/>
-    <w:lsdException w:name="Normal Indent" w:semiHidden="1" w:unhideWhenUsed="1"/>
-    <w:lsdException w:name="footnote text" w:semiHidden="1" w:unhideWhenUsed="1"/>
-    <w:lsdException w:name="annotation text" w:semiHidden="1" w:unhideWhenUsed="1"/>
-    <w:lsdException w:name="header" w:semiHidden="1" w:unhideWhenUsed="1"/>
-    <w:lsdException w:name="footer" w:semiHidden="1" w:unhideWhenUsed="1"/>
-    <w:lsdException w:name="index heading" w:semiHidden="1" w:unhideWhenUsed="1"/>
-    <w:lsdException w:name="caption" w:semiHidden="1" w:uiPriority="35" w:unhideWhenUsed="1" w:qFormat="1"/>
-    <w:lsdException w:name="table of figures" w:semiHidden="1" w:unhideWhenUsed="1"/>
-    <w:lsdException w:name="envelope address" w:semiHidden="1" w:unhideWhenUsed="1"/>
-    <w:lsdException w:name="envelope return" w:semiHidden="1" w:unhideWhenUsed="1"/>
-    <w:lsdException w:name="footnote reference" w:semiHidden="1" w:unhideWhenUsed="1"/>
-    <w:lsdException w:name="annotation reference" w:semiHidden="1" w:unhideWhenUsed="1"/>
-    <w:lsdException w:name="line number" w:semiHidden="1" w:unhideWhenUsed="1"/>
-    <w:lsdException w:name="page number" w:semiHidden="1" w:unhideWhenUsed="1"/>
-    <w:lsdException w:name="endnote reference" w:semiHidden="1" w:unhideWhenUsed="1"/>
-    <w:lsdException w:name="endnote text" w:semiHidden="1" w:unhideWhenUsed="1"/>
-    <w:lsdException w:name="table of authorities" w:semiHidden="1" w:unhideWhenUsed="1"/>
-    <w:lsdException w:name="macro" w:semiHidden="1" w:unhideWhenUsed="1"/>
-    <w:lsdException w:name="toa heading" w:semiHidden="1" w:unhideWhenUsed="1"/>
-    <w:lsdException w:name="List" w:semiHidden="1" w:unhideWhenUsed="1"/>
-    <w:lsdException w:name="List Bullet" w:semiHidden="1" w:unhideWhenUsed="1"/>
-    <w:lsdException w:name="List Number" w:semiHidden="1" w:unhideWhenUsed="1"/>
-    <w:lsdException w:name="List 2" w:semiHidden="1" w:unhideWhenUsed="1"/>
-    <w:lsdException w:name="List 3" w:semiHidden="1" w:unhideWhenUsed="1"/>
-    <w:lsdException w:name="List 4" w:semiHidden="1" w:unhideWhenUsed="1"/>
-    <w:lsdException w:name="List 5" w:semiHidden="1" w:unhideWhenUsed="1"/>
-    <w:lsdException w:name="List Bullet 2" w:semiHidden="1" w:unhideWhenUsed="1"/>
-    <w:lsdException w:name="List Bullet 3" w:semiHidden="1" w:unhideWhenUsed="1"/>
-    <w:lsdException w:name="List Bullet 4" w:semiHidden="1" w:unhideWhenUsed="1"/>
-    <w:lsdException w:name="List Bullet 5" w:semiHidden="1" w:unhideWhenUsed="1"/>
-    <w:lsdException w:name="List Number 2" w:semiHidden="1" w:unhideWhenUsed="1"/>
-    <w:lsdException w:name="List Number 3" w:semiHidden="1" w:unhideWhenUsed="1"/>
-    <w:lsdException w:name="List Number 4" w:semiHidden="1" w:unhideWhenUsed="1"/>
-    <w:lsdException w:name="List Number 5" w:semiHidden="1" w:unhideWhenUsed="1"/>
-    <w:lsdException w:name="Title" w:uiPriority="10" w:qFormat="1"/>
-    <w:lsdException w:name="Closing" w:semiHidden="1" w:unhideWhenUsed="1"/>
-    <w:lsdException w:name="Signature" w:semiHidden="1" w:unhideWhenUsed="1"/>
-    <w:lsdException w:name="Default Paragraph Font" w:semiHidden="1" w:uiPriority="1" w:unhideWhenUsed="1"/>
-    <w:lsdException w:name="Body Text" w:semiHidden="1" w:unhideWhenUsed="1"/>
-    <w:lsdException w:name="Body Text Indent" w:semiHidden="1" w:unhideWhenUsed="1"/>
-    <w:lsdException w:name="List Continue" w:semiHidden="1" w:unhideWhenUsed="1"/>
-    <w:lsdException w:name="List Continue 2" w:semiHidden="1" w:unhideWhenUsed="1"/>
-    <w:lsdException w:name="List Continue 3" w:semiHidden="1" w:unhideWhenUsed="1"/>
-    <w:lsdException w:name="List Continue 4" w:semiHidden="1" w:unhideWhenUsed="1"/>
-    <w:lsdException w:name="List Continue 5" w:semiHidden="1" w:unhideWhenUsed="1"/>
-    <w:lsdException w:name="Message Header" w:semiHidden="1" w:unhideWhenUsed="1"/>
-    <w:lsdException w:name="Subtitle" w:uiPriority="11" w:qFormat="1"/>
-    <w:lsdException w:name="Salutation" w:semiHidden="1" w:unhideWhenUsed="1"/>
-    <w:lsdException w:name="Date" w:semiHidden="1" w:unhideWhenUsed="1"/>
-    <w:lsdException w:name="Body Text First Indent" w:semiHidden="1" w:unhideWhenUsed="1"/>
-    <w:lsdException w:name="Body Text First Indent 2" w:semiHidden="1" w:unhideWhenUsed="1"/>
-    <w:lsdException w:name="Note Heading" w:semiHidden="1" w:unhideWhenUsed="1"/>
-    <w:lsdException w:name="Body Text 2" w:semiHidden="1" w:unhideWhenUsed="1"/>
-    <w:lsdException w:name="Body Text 3" w:semiHidden="1" w:unhideWhenUsed="1"/>
-    <w:lsdException w:name="Body Text Indent 2" w:semiHidden="1" w:unhideWhenUsed="1"/>
-    <w:lsdException w:name="Body Text Indent 3" w:semiHidden="1" w:unhideWhenUsed="1"/>
-    <w:lsdException w:name="Block Text" w:semiHidden="1" w:unhideWhenUsed="1"/>
-    <w:lsdException w:name="Hyperlink" w:semiHidden="1" w:unhideWhenUsed="1"/>
-    <w:lsdException w:name="FollowedHyperlink" w:semiHidden="1" w:unhideWhenUsed="1"/>
-    <w:lsdException w:name="Strong" w:uiPriority="22" w:qFormat="1"/>
-    <w:lsdException w:name="Emphasis" w:uiPriority="20" w:qFormat="1"/>
-    <w:lsdException w:name="Document Map" w:semiHidden="1" w:unhideWhenUsed="1"/>
-    <w:lsdException w:name="Plain Text" w:semiHidden="1" w:unhideWhenUsed="1"/>
-    <w:lsdException w:name="E-mail Signature" w:semiHidden="1" w:unhideWhenUsed="1"/>
-    <w:lsdException w:name="HTML Top of Form" w:semiHidden="1" w:unhideWhenUsed="1"/>
-    <w:lsdException w:name="HTML Bottom of Form" w:semiHidden="1" w:unhideWhenUsed="1"/>
-    <w:lsdException w:name="Normal (Web)" w:semiHidden="1" w:unhideWhenUsed="1"/>
-    <w:lsdException w:name="HTML Acronym" w:semiHidden="1" w:unhideWhenUsed="1"/>
-    <w:lsdException w:name="HTML Address" w:semiHidden="1" w:unhideWhenUsed="1"/>
-    <w:lsdException w:name="HTML Cite" w:semiHidden="1" w:unhideWhenUsed="1"/>
-    <w:lsdException w:name="HTML Code" w:semiHidden="1" w:unhideWhenUsed="1"/>
-    <w:lsdException w:name="HTML Definition" w:semiHidden="1" w:unhideWhenUsed="1"/>
-    <w:lsdException w:name="HTML Keyboard" w:semiHidden="1" w:unhideWhenUsed="1"/>
-    <w:lsdException w:name="HTML Preformatted" w:semiHidden="1" w:unhideWhenUsed="1"/>
-    <w:lsdException w:name="HTML Sample" w:semiHidden="1" w:unhideWhenUsed="1"/>
-    <w:lsdException w:name="HTML Typewriter" w:semiHidden="1" w:unhideWhenUsed="1"/>
-    <w:lsdException w:name="HTML Variable" w:semiHidden="1" w:unhideWhenUsed="1"/>
-    <w:lsdException w:name="Normal Table" w:semiHidden="1" w:unhideWhenUsed="1"/>
-    <w:lsdException w:name="annotation subject" w:semiHidden="1" w:unhideWhenUsed="1"/>
-    <w:lsdException w:name="No List" w:semiHidden="1" w:unhideWhenUsed="1"/>
-    <w:lsdException w:name="Outline List 1" w:semiHidden="1" w:unhideWhenUsed="1"/>
-    <w:lsdException w:name="Outline List 2" w:semiHidden="1" w:unhideWhenUsed="1"/>
-    <w:lsdException w:name="Outline List 3" w:semiHidden="1" w:unhideWhenUsed="1"/>
-    <w:lsdException w:name="Table Simple 1" w:semiHidden="1" w:unhideWhenUsed="1"/>
-    <w:lsdException w:name="Table Simple 2" w:semiHidden="1" w:unhideWhenUsed="1"/>
-    <w:lsdException w:name="Table Simple 3" w:semiHidden="1" w:unhideWhenUsed="1"/>
-    <w:lsdException w:name="Table Classic 1" w:semiHidden="1" w:unhideWhenUsed="1"/>
-    <w:lsdException w:name="Table Classic 2" w:semiHidden="1" w:unhideWhenUsed="1"/>
-    <w:lsdException w:name="Table Classic 3" w:semiHidden="1" w:unhideWhenUsed="1"/>
-    <w:lsdException w:name="Table Classic 4" w:semiHidden="1" w:unhideWhenUsed="1"/>
-    <w:lsdException w:name="Table Colorful 1" w:semiHidden="1" w:unhideWhenUsed="1"/>
-    <w:lsdException w:name="Table Colorful 2" w:semiHidden="1" w:unhideWhenUsed="1"/>
-    <w:lsdException w:name="Table Colorful 3" w:semiHidden="1" w:unhideWhenUsed="1"/>
-    <w:lsdException w:name="Table Columns 1" w:semiHidden="1" w:unhideWhenUsed="1"/>
-    <w:lsdException w:name="Table Columns 2" w:semiHidden="1" w:unhideWhenUsed="1"/>
-    <w:lsdException w:name="Table Columns 3" w:semiHidden="1" w:unhideWhenUsed="1"/>
-    <w:lsdException w:name="Table Columns 4" w:semiHidden="1" w:unhideWhenUsed="1"/>
-    <w:lsdException w:name="Table Columns 5" w:semiHidden="1" w:unhideWhenUsed="1"/>
-    <w:lsdException w:name="Table Grid 1" w:semiHidden="1" w:unhideWhenUsed="1"/>
-    <w:lsdException w:name="Table Grid 2" w:semiHidden="1" w:unhideWhenUsed="1"/>
-    <w:lsdException w:name="Table Grid 3" w:semiHidden="1" w:unhideWhenUsed="1"/>
-    <w:lsdException w:name="Table Grid 4" w:semiHidden="1" w:unhideWhenUsed="1"/>
-    <w:lsdException w:name="Table Grid 5" w:semiHidden="1" w:unhideWhenUsed="1"/>
-    <w:lsdException w:name="Table Grid 6" w:semiHidden="1" w:unhideWhenUsed="1"/>
-    <w:lsdException w:name="Table Grid 7" w:semiHidden="1" w:unhideWhenUsed="1"/>
-    <w:lsdException w:name="Table Grid 8" w:semiHidden="1" w:unhideWhenUsed="1"/>
-    <w:lsdException w:name="Table List 1" w:semiHidden="1" w:unhideWhenUsed="1"/>
-    <w:lsdException w:name="Table List 2" w:semiHidden="1" w:unhideWhenUsed="1"/>
-    <w:lsdException w:name="Table List 3" w:semiHidden="1" w:unhideWhenUsed="1"/>
-    <w:lsdException w:name="Table List 4" w:semiHidden="1" w:unhideWhenUsed="1"/>
-    <w:lsdException w:name="Table List 5" w:semiHidden="1" w:unhideWhenUsed="1"/>
-    <w:lsdException w:name="Table List 6" w:semiHidden="1" w:unhideWhenUsed="1"/>
-    <w:lsdException w:name="Table List 7" w:semiHidden="1" w:unhideWhenUsed="1"/>
-    <w:lsdException w:name="Table List 8" w:semiHidden="1" w:unhideWhenUsed="1"/>
-    <w:lsdException w:name="Table 3D effects 1" w:semiHidden="1" w:unhideWhenUsed="1"/>
-    <w:lsdException w:name="Table 3D effects 2" w:semiHidden="1" w:unhideWhenUsed="1"/>
-    <w:lsdException w:name="Table 3D effects 3" w:semiHidden="1" w:unhideWhenUsed="1"/>
-    <w:lsdException w:name="Table Contemporary" w:semiHidden="1" w:unhideWhenUsed="1"/>
-    <w:lsdException w:name="Table Elegant" w:semiHidden="1" w:unhideWhenUsed="1"/>
-    <w:lsdException w:name="Table Professional" w:semiHidden="1" w:unhideWhenUsed="1"/>
-    <w:lsdException w:name="Table Subtle 1" w:semiHidden="1" w:unhideWhenUsed="1"/>
-    <w:lsdException w:name="Table Subtle 2" w:semiHidden="1" w:unhideWhenUsed="1"/>
-    <w:lsdException w:name="Table Web 1" w:semiHidden="1" w:unhideWhenUsed="1"/>
-    <w:lsdException w:name="Table Web 2" w:semiHidden="1" w:unhideWhenUsed="1"/>
-    <w:lsdException w:name="Table Web 3" w:semiHidden="1" w:unhideWhenUsed="1"/>
-    <w:lsdException w:name="Balloon Text" w:semiHidden="1" w:unhideWhenUsed="1"/>
-    <w:lsdException w:name="Table Grid" w:uiPriority="39"/>
-    <w:lsdException w:name="Table Theme" w:semiHidden="1" w:unhideWhenUsed="1"/>
-    <w:lsdException w:name="Placeholder Text" w:semiHidden="1"/>
-    <w:lsdException w:name="No Spacing" w:uiPriority="1" w:qFormat="1"/>
-    <w:lsdException w:name="Light Shading" w:uiPriority="60"/>
-    <w:lsdException w:name="Light List" w:uiPriority="61"/>
-    <w:lsdException w:name="Light Grid" w:uiPriority="62"/>
-    <w:lsdException w:name="Medium Shading 1" w:uiPriority="63"/>
-    <w:lsdException w:name="Medium Shading 2" w:uiPriority="64"/>
-    <w:lsdException w:name="Medium List 1" w:uiPriority="65"/>
-    <w:lsdException w:name="Medium List 2" w:uiPriority="66"/>
-    <w:lsdException w:name="Medium Grid 1" w:uiPriority="67"/>
-    <w:lsdException w:name="Medium Grid 2" w:uiPriority="68"/>
-    <w:lsdException w:name="Medium Grid 3" w:uiPriority="69"/>
-    <w:lsdException w:name="Dark List" w:uiPriority="70"/>
-    <w:lsdException w:name="Colorful Shading" w:uiPriority="71"/>
-    <w:lsdException w:name="Colorful List" w:uiPriority="72"/>
-    <w:lsdException w:name="Colorful Grid" w:uiPriority="73"/>
-    <w:lsdException w:name="Light Shading Accent 1" w:uiPriority="60"/>
-    <w:lsdException w:name="Light List Accent 1" w:uiPriority="61"/>
-    <w:lsdException w:name="Light Grid Accent 1" w:uiPriority="62"/>
-    <w:lsdException w:name="Medium Shading 1 Accent 1" w:uiPriority="63"/>
-    <w:lsdException w:name="Medium Shading 2 Accent 1" w:uiPriority="64"/>
-    <w:lsdException w:name="Medium List 1 Accent 1" w:uiPriority="65"/>
-    <w:lsdException w:name="Revision" w:semiHidden="1"/>
-    <w:lsdException w:name="List Paragraph" w:uiPriority="34" w:qFormat="1"/>
-    <w:lsdException w:name="Quote" w:uiPriority="29" w:qFormat="1"/>
-    <w:lsdException w:name="Intense Quote" w:uiPriority="30" w:qFormat="1"/>
-    <w:lsdException w:name="Medium List 2 Accent 1" w:uiPriority="66"/>
-    <w:lsdException w:name="Medium Grid 1 Accent 1" w:uiPriority="67"/>
-    <w:lsdException w:name="Medium Grid 2 Accent 1" w:uiPriority="68"/>
-    <w:lsdException w:name="Medium Grid 3 Accent 1" w:uiPriority="69"/>
-    <w:lsdException w:name="Dark List Accent 1" w:uiPriority="70"/>
-    <w:lsdException w:name="Colorful Shading Accent 1" w:uiPriority="71"/>
-    <w:lsdException w:name="Colorful List Accent 1" w:uiPriority="72"/>
-    <w:lsdException w:name="Colorful Grid Accent 1" w:uiPriority="73"/>
-    <w:lsdException w:name="Light Shading Accent 2" w:uiPriority="60"/>
-    <w:lsdException w:name="Light List Accent 2" w:uiPriority="61"/>
-    <w:lsdException w:name="Light Grid Accent 2" w:uiPriority="62"/>
-    <w:lsdException w:name="Medium Shading 1 Accent 2" w:uiPriority="63"/>
-    <w:lsdException w:name="Medium Shading 2 Accent 2" w:uiPriority="64"/>
-    <w:lsdException w:name="Medium List 1 Accent 2" w:uiPriority="65"/>
-    <w:lsdException w:name="Medium List 2 Accent 2" w:uiPriority="66"/>
-    <w:lsdException w:name="Medium Grid 1 Accent 2" w:uiPriority="67"/>
-    <w:lsdException w:name="Medium Grid 2 Accent 2" w:uiPriority="68"/>
-    <w:lsdException w:name="Medium Grid 3 Accent 2" w:uiPriority="69"/>
-    <w:lsdException w:name="Dark List Accent 2" w:uiPriority="70"/>
-    <w:lsdException w:name="Colorful Shading Accent 2" w:uiPriority="71"/>
-    <w:lsdException w:name="Colorful List Accent 2" w:uiPriority="72"/>
-    <w:lsdException w:name="Colorful Grid Accent 2" w:uiPriority="73"/>
-    <w:lsdException w:name="Light Shading Accent 3" w:uiPriority="60"/>
-    <w:lsdException w:name="Light List Accent 3" w:uiPriority="61"/>
-    <w:lsdException w:name="Light Grid Accent 3" w:uiPriority="62"/>
-    <w:lsdException w:name="Medium Shading 1 Accent 3" w:uiPriority="63"/>
-    <w:lsdException w:name="Medium Shading 2 Accent 3" w:uiPriority="64"/>
-    <w:lsdException w:name="Medium List 1 Accent 3" w:uiPriority="65"/>
-    <w:lsdException w:name="Medium List 2 Accent 3" w:uiPriority="66"/>
-    <w:lsdException w:name="Medium Grid 1 Accent 3" w:uiPriority="67"/>
-    <w:lsdException w:name="Medium Grid 2 Accent 3" w:uiPriority="68"/>
-    <w:lsdException w:name="Medium Grid 3 Accent 3" w:uiPriority="69"/>
-    <w:lsdException w:name="Dark List Accent 3" w:uiPriority="70"/>
-    <w:lsdException w:name="Colorful Shading Accent 3" w:uiPriority="71"/>
-    <w:lsdException w:name="Colorful List Accent 3" w:uiPriority="72"/>
-    <w:lsdException w:name="Colorful Grid Accent 3" w:uiPriority="73"/>
-    <w:lsdException w:name="Light Shading Accent 4" w:uiPriority="60"/>
-    <w:lsdException w:name="Light List Accent 4" w:uiPriority="61"/>
-    <w:lsdException w:name="Light Grid Accent 4" w:uiPriority="62"/>
-    <w:lsdException w:name="Medium Shading 1 Accent 4" w:uiPriority="63"/>
-    <w:lsdException w:name="Medium Shading 2 Accent 4" w:uiPriority="64"/>
-    <w:lsdException w:name="Medium List 1 Accent 4" w:uiPriority="65"/>
-    <w:lsdException w:name="Medium List 2 Accent 4" w:uiPriority="66"/>
-    <w:lsdException w:name="Medium Grid 1 Accent 4" w:uiPriority="67"/>
-    <w:lsdException w:name="Medium Grid 2 Accent 4" w:uiPriority="68"/>
-    <w:lsdException w:name="Medium Grid 3 Accent 4" w:uiPriority="69"/>
-    <w:lsdException w:name="Dark List Accent 4" w:uiPriority="70"/>
-    <w:lsdException w:name="Colorful Shading Accent 4" w:uiPriority="71"/>
-    <w:lsdException w:name="Colorful List Accent 4" w:uiPriority="72"/>
-    <w:lsdException w:name="Colorful Grid Accent 4" w:uiPriority="73"/>
-    <w:lsdException w:name="Light Shading Accent 5" w:uiPriority="60"/>
-    <w:lsdException w:name="Light List Accent 5" w:uiPriority="61"/>
-    <w:lsdException w:name="Light Grid Accent 5" w:uiPriority="62"/>
-    <w:lsdException w:name="Medium Shading 1 Accent 5" w:uiPriority="63"/>
-    <w:lsdException w:name="Medium Shading 2 Accent 5" w:uiPriority="64"/>
-    <w:lsdException w:name="Medium List 1 Accent 5" w:uiPriority="65"/>
-    <w:lsdException w:name="Medium List 2 Accent 5" w:uiPriority="66"/>
-    <w:lsdException w:name="Medium Grid 1 Accent 5" w:uiPriority="67"/>
-    <w:lsdException w:name="Medium Grid 2 Accent 5" w:uiPriority="68"/>
-    <w:lsdException w:name="Medium Grid 3 Accent 5" w:uiPriority="69"/>
-    <w:lsdException w:name="Dark List Accent 5" w:uiPriority="70"/>
-    <w:lsdException w:name="Colorful Shading Accent 5" w:uiPriority="71"/>
-    <w:lsdException w:name="Colorful List Accent 5" w:uiPriority="72"/>
-    <w:lsdException w:name="Colorful Grid Accent 5" w:uiPriority="73"/>
-    <w:lsdException w:name="Light Shading Accent 6" w:uiPriority="60"/>
-    <w:lsdException w:name="Light List Accent 6" w:uiPriority="61"/>
-    <w:lsdException w:name="Light Grid Accent 6" w:uiPriority="62"/>
-    <w:lsdException w:name="Medium Shading 1 Accent 6" w:uiPriority="63"/>
-    <w:lsdException w:name="Medium Shading 2 Accent 6" w:uiPriority="64"/>
-    <w:lsdException w:name="Medium List 1 Accent 6" w:uiPriority="65"/>
-    <w:lsdException w:name="Medium List 2 Accent 6" w:uiPriority="66"/>
-    <w:lsdException w:name="Medium Grid 1 Accent 6" w:uiPriority="67"/>
-    <w:lsdException w:name="Medium Grid 2 Accent 6" w:uiPriority="68"/>
-    <w:lsdException w:name="Medium Grid 3 Accent 6" w:uiPriority="69"/>
-    <w:lsdException w:name="Dark List Accent 6" w:uiPriority="70"/>
-    <w:lsdException w:name="Colorful Shading Accent 6" w:uiPriority="71"/>
-    <w:lsdException w:name="Colorful List Accent 6" w:uiPriority="72"/>
-    <w:lsdException w:name="Colorful Grid Accent 6" w:uiPriority="73"/>
-    <w:lsdException w:name="Subtle Emphasis" w:uiPriority="19" w:qFormat="1"/>
-    <w:lsdException w:name="Intense Emphasis" w:uiPriority="21" w:qFormat="1"/>
-    <w:lsdException w:name="Subtle Reference" w:uiPriority="31" w:qFormat="1"/>
-    <w:lsdException w:name="Intense Reference" w:uiPriority="32" w:qFormat="1"/>
-    <w:lsdException w:name="Book Title" w:uiPriority="33" w:qFormat="1"/>
-    <w:lsdException w:name="Bibliography" w:semiHidden="1" w:uiPriority="37" w:unhideWhenUsed="1"/>
-    <w:lsdException w:name="TOC Heading" w:semiHidden="1" w:uiPriority="39" w:unhideWhenUsed="1" w:qFormat="1"/>
-    <w:lsdException w:name="Plain Table 1" w:uiPriority="41"/>
-    <w:lsdException w:name="Plain Table 2" w:uiPriority="42"/>
-    <w:lsdException w:name="Plain Table 3" w:uiPriority="43"/>
-    <w:lsdException w:name="Plain Table 4" w:uiPriority="44"/>
-    <w:lsdException w:name="Plain Table 5" w:uiPriority="45"/>
-    <w:lsdException w:name="Grid Table Light" w:uiPriority="40"/>
-    <w:lsdException w:name="Grid Table 1 Light" w:uiPriority="46"/>
-    <w:lsdException w:name="Grid Table 2" w:uiPriority="47"/>
-    <w:lsdException w:name="Grid Table 3" w:uiPriority="48"/>
-    <w:lsdException w:name="Grid Table 4" w:uiPriority="49"/>
-    <w:lsdException w:name="Grid Table 5 Dark" w:uiPriority="50"/>
-    <w:lsdException w:name="Grid Table 6 Colorful" w:uiPriority="51"/>
-    <w:lsdException w:name="Grid Table 7 Colorful" w:uiPriority="52"/>
-    <w:lsdException w:name="Grid Table 1 Light Accent 1" w:uiPriority="46"/>
-    <w:lsdException w:name="Grid Table 2 Accent 1" w:uiPriority="47"/>
-    <w:lsdException w:name="Grid Table 3 Accent 1" w:uiPriority="48"/>
-    <w:lsdException w:name="Grid Table 4 Accent 1" w:uiPriority="49"/>
-    <w:lsdException w:name="Grid Table 5 Dark Accent 1" w:uiPriority="50"/>
-    <w:lsdException w:name="Grid Table 6 Colorful Accent 1" w:uiPriority="51"/>
-    <w:lsdException w:name="Grid Table 7 Colorful Accent 1" w:uiPriority="52"/>
-    <w:lsdException w:name="Grid Table 1 Light Accent 2" w:uiPriority="46"/>
-    <w:lsdException w:name="Grid Table 2 Accent 2" w:uiPriority="47"/>
-    <w:lsdException w:name="Grid Table 3 Accent 2" w:uiPriority="48"/>
-    <w:lsdException w:name="Grid Table 4 Accent 2" w:uiPriority="49"/>
-    <w:lsdException w:name="Grid Table 5 Dark Accent 2" w:uiPriority="50"/>
-    <w:lsdException w:name="Grid Table 6 Colorful Accent 2" w:uiPriority="51"/>
-    <w:lsdException w:name="Grid Table 7 Colorful Accent 2" w:uiPriority="52"/>
-    <w:lsdException w:name="Grid Table 1 Light Accent 3" w:uiPriority="46"/>
-    <w:lsdException w:name="Grid Table 2 Accent 3" w:uiPriority="47"/>
-    <w:lsdException w:name="Grid Table 3 Accent 3" w:uiPriority="48"/>
-    <w:lsdException w:name="Grid Table 4 Accent 3" w:uiPriority="49"/>
-    <w:lsdException w:name="Grid Table 5 Dark Accent 3" w:uiPriority="50"/>
-    <w:lsdException w:name="Grid Table 6 Colorful Accent 3" w:uiPriority="51"/>
-    <w:lsdException w:name="Grid Table 7 Colorful Accent 3" w:uiPriority="52"/>
-    <w:lsdException w:name="Grid Table 1 Light Accent 4" w:uiPriority="46"/>
-    <w:lsdException w:name="Grid Table 2 Accent 4" w:uiPriority="47"/>
-    <w:lsdException w:name="Grid Table 3 Accent 4" w:uiPriority="48"/>
-    <w:lsdException w:name="Grid Table 4 Accent 4" w:uiPriority="49"/>
-    <w:lsdException w:name="Grid Table 5 Dark Accent 4" w:uiPriority="50"/>
-    <w:lsdException w:name="Grid Table 6 Colorful Accent 4" w:uiPriority="51"/>
-    <w:lsdException w:name="Grid Table 7 Colorful Accent 4" w:uiPriority="52"/>
-    <w:lsdException w:name="Grid Table 1 Light Accent 5" w:uiPriority="46"/>
-    <w:lsdException w:name="Grid Table 2 Accent 5" w:uiPriority="47"/>
-    <w:lsdException w:name="Grid Table 3 Accent 5" w:uiPriority="48"/>
-    <w:lsdException w:name="Grid Table 4 Accent 5" w:uiPriority="49"/>
-    <w:lsdException w:name="Grid Table 5 Dark Accent 5" w:uiPriority="50"/>
-    <w:lsdException w:name="Grid Table 6 Colorful Accent 5" w:uiPriority="51"/>
-    <w:lsdException w:name="Grid Table 7 Colorful Accent 5" w:uiPriority="52"/>
-    <w:lsdException w:name="Grid Table 1 Light Accent 6" w:uiPriority="46"/>
-    <w:lsdException w:name="Grid Table 2 Accent 6" w:uiPriority="47"/>
-    <w:lsdException w:name="Grid Table 3 Accent 6" w:uiPriority="48"/>
-    <w:lsdException w:name="Grid Table 4 Accent 6" w:uiPriority="49"/>
-    <w:lsdException w:name="Grid Table 5 Dark Accent 6" w:uiPriority="50"/>
-    <w:lsdException w:name="Grid Table 6 Colorful Accent 6" w:uiPriority="51"/>
-    <w:lsdException w:name="Grid Table 7 Colorful Accent 6" w:uiPriority="52"/>
-    <w:lsdException w:name="List Table 1 Light" w:uiPriority="46"/>
-    <w:lsdException w:name="List Table 2" w:uiPriority="47"/>
-    <w:lsdException w:name="List Table 3" w:uiPriority="48"/>
-    <w:lsdException w:name="List Table 4" w:uiPriority="49"/>
-    <w:lsdException w:name="List Table 5 Dark" w:uiPriority="50"/>
-    <w:lsdException w:name="List Table 6 Colorful" w:uiPriority="51"/>
-    <w:lsdException w:name="List Table 7 Colorful" w:uiPriority="52"/>
-    <w:lsdException w:name="List Table 1 Light Accent 1" w:uiPriority="46"/>
-    <w:lsdException w:name="List Table 2 Accent 1" w:uiPriority="47"/>
-    <w:lsdException w:name="List Table 3 Accent 1" w:uiPriority="48"/>
-    <w:lsdException w:name="List Table 4 Accent 1" w:uiPriority="49"/>
-    <w:lsdException w:name="List Table 5 Dark Accent 1" w:uiPriority="50"/>
-    <w:lsdException w:name="List Table 6 Colorful Accent 1" w:uiPriority="51"/>
-    <w:lsdException w:name="List Table 7 Colorful Accent 1" w:uiPriority="52"/>
-    <w:lsdException w:name="List Table 1 Light Accent 2" w:uiPriority="46"/>
-    <w:lsdException w:name="List Table 2 Accent 2" w:uiPriority="47"/>
-    <w:lsdException w:name="List Table 3 Accent 2" w:uiPriority="48"/>
-    <w:lsdException w:name="List Table 4 Accent 2" w:uiPriority="49"/>
-    <w:lsdException w:name="List Table 5 Dark Accent 2" w:uiPriority="50"/>
-    <w:lsdException w:name="List Table 6 Colorful Accent 2" w:uiPriority="51"/>
-    <w:lsdException w:name="List Table 7 Colorful Accent 2" w:uiPriority="52"/>
-    <w:lsdException w:name="List Table 1 Light Accent 3" w:uiPriority="46"/>
-    <w:lsdException w:name="List Table 2 Accent 3" w:uiPriority="47"/>
-    <w:lsdException w:name="List Table 3 Accent 3" w:uiPriority="48"/>
-    <w:lsdException w:name="List Table 4 Accent 3" w:uiPriority="49"/>
-    <w:lsdException w:name="List Table 5 Dark Accent 3" w:uiPriority="50"/>
-    <w:lsdException w:name="List Table 6 Colorful Accent 3" w:uiPriority="51"/>
-    <w:lsdException w:name="List Table 7 Colorful Accent 3" w:uiPriority="52"/>
-    <w:lsdException w:name="List Table 1 Light Accent 4" w:uiPriority="46"/>
-    <w:lsdException w:name="List Table 2 Accent 4" w:uiPriority="47"/>
-    <w:lsdException w:name="List Table 3 Accent 4" w:uiPriority="48"/>
-    <w:lsdException w:name="List Table 4 Accent 4" w:uiPriority="49"/>
-    <w:lsdException w:name="List Table 5 Dark Accent 4" w:uiPriority="50"/>
-    <w:lsdException w:name="List Table 6 Colorful Accent 4" w:uiPriority="51"/>
-    <w:lsdException w:name="List Table 7 Colorful Accent 4" w:uiPriority="52"/>
-    <w:lsdException w:name="List Table 1 Light Accent 5" w:uiPriority="46"/>
-    <w:lsdException w:name="List Table 2 Accent 5" w:uiPriority="47"/>
-    <w:lsdException w:name="List Table 3 Accent 5" w:uiPriority="48"/>
-    <w:lsdException w:name="List Table 4 Accent 5" w:uiPriority="49"/>
-    <w:lsdException w:name="List Table 5 Dark Accent 5" w:uiPriority="50"/>
-    <w:lsdException w:name="List Table 6 Colorful Accent 5" w:uiPriority="51"/>
-    <w:lsdException w:name="List Table 7 Colorful Accent 5" w:uiPriority="52"/>
-    <w:lsdException w:name="List Table 1 Light Accent 6" w:uiPriority="46"/>
-    <w:lsdException w:name="List Table 2 Accent 6" w:uiPriority="47"/>
-    <w:lsdException w:name="List Table 3 Accent 6" w:uiPriority="48"/>
-    <w:lsdException w:name="List Table 4 Accent 6" w:uiPriority="49"/>
-    <w:lsdException w:name="List Table 5 Dark Accent 6" w:uiPriority="50"/>
-    <w:lsdException w:name="List Table 6 Colorful Accent 6" w:uiPriority="51"/>
-    <w:lsdException w:name="List Table 7 Colorful Accent 6" w:uiPriority="52"/>
-    <w:lsdException w:name="Mention" w:semiHidden="1" w:unhideWhenUsed="1"/>
-    <w:lsdException w:name="Smart Hyperlink" w:semiHidden="1" w:unhideWhenUsed="1"/>
-    <w:lsdException w:name="Hashtag" w:semiHidden="1" w:unhideWhenUsed="1"/>
-    <w:lsdException w:name="Unresolved Mention" w:semiHidden="1" w:unhideWhenUsed="1"/>
-    <w:lsdException w:name="Smart Link" w:semiHidden="1" w:unhideWhenUsed="1"/>
+  <w:latentStyles w:count="260" w:defQFormat="0" w:defUnhideWhenUsed="1" w:defSemiHidden="1" w:defUIPriority="99" w:defLockedState="0">
+    <w:lsdException w:qFormat="1" w:unhideWhenUsed="0" w:uiPriority="0" w:semiHidden="0" w:name="Normal"/>
+    <w:lsdException w:qFormat="1" w:unhideWhenUsed="0" w:uiPriority="9" w:semiHidden="0" w:name="heading 1"/>
+    <w:lsdException w:qFormat="1" w:uiPriority="9" w:name="heading 2"/>
+    <w:lsdException w:qFormat="1" w:uiPriority="9" w:name="heading 3"/>
+    <w:lsdException w:qFormat="1" w:uiPriority="9" w:name="heading 4"/>
+    <w:lsdException w:qFormat="1" w:uiPriority="9" w:name="heading 5"/>
+    <w:lsdException w:qFormat="1" w:uiPriority="9" w:name="heading 6"/>
+    <w:lsdException w:qFormat="1" w:uiPriority="9" w:name="heading 7"/>
+    <w:lsdException w:qFormat="1" w:uiPriority="9" w:name="heading 8"/>
+    <w:lsdException w:qFormat="1" w:uiPriority="9" w:name="heading 9"/>
+    <w:lsdException w:uiPriority="99" w:name="index 1"/>
+    <w:lsdException w:uiPriority="99" w:name="index 2"/>
+    <w:lsdException w:uiPriority="99" w:name="index 3"/>
+    <w:lsdException w:uiPriority="99" w:name="index 4"/>
+    <w:lsdException w:uiPriority="99" w:name="index 5"/>
+    <w:lsdException w:uiPriority="99" w:name="index 6"/>
+    <w:lsdException w:uiPriority="99" w:name="index 7"/>
+    <w:lsdException w:uiPriority="99" w:name="index 8"/>
+    <w:lsdException w:uiPriority="99" w:name="index 9"/>
+    <w:lsdException w:uiPriority="39" w:name="toc 1"/>
+    <w:lsdException w:uiPriority="39" w:name="toc 2"/>
+    <w:lsdException w:uiPriority="39" w:name="toc 3"/>
+    <w:lsdException w:uiPriority="39" w:name="toc 4"/>
+    <w:lsdException w:uiPriority="39" w:name="toc 5"/>
+    <w:lsdException w:uiPriority="39" w:name="toc 6"/>
+    <w:lsdException w:uiPriority="39" w:name="toc 7"/>
+    <w:lsdException w:uiPriority="39" w:name="toc 8"/>
+    <w:lsdException w:uiPriority="39" w:name="toc 9"/>
+    <w:lsdException w:uiPriority="99" w:name="Normal Indent"/>
+    <w:lsdException w:uiPriority="99" w:name="footnote text"/>
+    <w:lsdException w:uiPriority="99" w:name="annotation text"/>
+    <w:lsdException w:uiPriority="99" w:semiHidden="0" w:name="header"/>
+    <w:lsdException w:uiPriority="99" w:semiHidden="0" w:name="footer"/>
+    <w:lsdException w:uiPriority="99" w:name="index heading"/>
+    <w:lsdException w:qFormat="1" w:uiPriority="35" w:name="caption"/>
+    <w:lsdException w:uiPriority="99" w:name="table of figures"/>
+    <w:lsdException w:uiPriority="99" w:name="envelope address"/>
+    <w:lsdException w:uiPriority="99" w:name="envelope return"/>
+    <w:lsdException w:uiPriority="99" w:name="footnote reference"/>
+    <w:lsdException w:uiPriority="99" w:name="annotation reference"/>
+    <w:lsdException w:uiPriority="99" w:name="line number"/>
+    <w:lsdException w:uiPriority="99" w:name="page number"/>
+    <w:lsdException w:uiPriority="99" w:name="endnote reference"/>
+    <w:lsdException w:uiPriority="99" w:name="endnote text"/>
+    <w:lsdException w:uiPriority="99" w:name="table of authorities"/>
+    <w:lsdException w:uiPriority="99" w:name="macro"/>
+    <w:lsdException w:uiPriority="99" w:name="toa heading"/>
+    <w:lsdException w:uiPriority="99" w:name="List"/>
+    <w:lsdException w:uiPriority="99" w:name="List Bullet"/>
+    <w:lsdException w:uiPriority="99" w:name="List Number"/>
+    <w:lsdException w:uiPriority="99" w:name="List 2"/>
+    <w:lsdException w:uiPriority="99" w:name="List 3"/>
+    <w:lsdException w:uiPriority="99" w:name="List 4"/>
+    <w:lsdException w:uiPriority="99" w:name="List 5"/>
+    <w:lsdException w:uiPriority="99" w:name="List Bullet 2"/>
+    <w:lsdException w:uiPriority="99" w:name="List Bullet 3"/>
+    <w:lsdException w:uiPriority="99" w:name="List Bullet 4"/>
+    <w:lsdException w:uiPriority="99" w:name="List Bullet 5"/>
+    <w:lsdException w:uiPriority="99" w:name="List Number 2"/>
+    <w:lsdException w:uiPriority="99" w:name="List Number 3"/>
+    <w:lsdException w:uiPriority="99" w:name="List Number 4"/>
+    <w:lsdException w:uiPriority="99" w:name="List Number 5"/>
+    <w:lsdException w:qFormat="1" w:unhideWhenUsed="0" w:uiPriority="10" w:semiHidden="0" w:name="Title"/>
+    <w:lsdException w:uiPriority="99" w:name="Closing"/>
+    <w:lsdException w:uiPriority="99" w:name="Signature"/>
+    <w:lsdException w:uiPriority="1" w:name="Default Paragraph Font"/>
+    <w:lsdException w:uiPriority="99" w:name="Body Text"/>
+    <w:lsdException w:uiPriority="99" w:name="Body Text Indent"/>
+    <w:lsdException w:uiPriority="99" w:name="List Continue"/>
+    <w:lsdException w:uiPriority="99" w:name="List Continue 2"/>
+    <w:lsdException w:uiPriority="99" w:name="List Continue 3"/>
+    <w:lsdException w:uiPriority="99" w:name="List Continue 4"/>
+    <w:lsdException w:uiPriority="99" w:name="List Continue 5"/>
+    <w:lsdException w:uiPriority="99" w:name="Message Header"/>
+    <w:lsdException w:qFormat="1" w:unhideWhenUsed="0" w:uiPriority="11" w:semiHidden="0" w:name="Subtitle"/>
+    <w:lsdException w:uiPriority="99" w:name="Salutation"/>
+    <w:lsdException w:uiPriority="99" w:name="Date"/>
+    <w:lsdException w:uiPriority="99" w:name="Body Text First Indent"/>
+    <w:lsdException w:uiPriority="99" w:name="Body Text First Indent 2"/>
+    <w:lsdException w:uiPriority="99" w:name="Note Heading"/>
+    <w:lsdException w:uiPriority="99" w:name="Body Text 2"/>
+    <w:lsdException w:uiPriority="99" w:name="Body Text 3"/>
+    <w:lsdException w:uiPriority="99" w:name="Body Text Indent 2"/>
+    <w:lsdException w:uiPriority="99" w:name="Body Text Indent 3"/>
+    <w:lsdException w:uiPriority="99" w:name="Block Text"/>
+    <w:lsdException w:uiPriority="99" w:semiHidden="0" w:name="Hyperlink"/>
+    <w:lsdException w:uiPriority="99" w:name="FollowedHyperlink"/>
+    <w:lsdException w:qFormat="1" w:unhideWhenUsed="0" w:uiPriority="22" w:semiHidden="0" w:name="Strong"/>
+    <w:lsdException w:qFormat="1" w:unhideWhenUsed="0" w:uiPriority="20" w:semiHidden="0" w:name="Emphasis"/>
+    <w:lsdException w:uiPriority="99" w:name="Document Map"/>
+    <w:lsdException w:uiPriority="99" w:name="Plain Text"/>
+    <w:lsdException w:uiPriority="99" w:name="E-mail Signature"/>
+    <w:lsdException w:uiPriority="99" w:name="Normal (Web)"/>
+    <w:lsdException w:uiPriority="99" w:name="HTML Acronym"/>
+    <w:lsdException w:uiPriority="99" w:name="HTML Address"/>
+    <w:lsdException w:uiPriority="99" w:name="HTML Cite"/>
+    <w:lsdException w:uiPriority="99" w:name="HTML Code"/>
+    <w:lsdException w:uiPriority="99" w:name="HTML Definition"/>
+    <w:lsdException w:uiPriority="99" w:name="HTML Keyboard"/>
+    <w:lsdException w:uiPriority="99" w:name="HTML Preformatted"/>
+    <w:lsdException w:uiPriority="99" w:name="HTML Sample"/>
+    <w:lsdException w:uiPriority="99" w:name="HTML Typewriter"/>
+    <w:lsdException w:uiPriority="99" w:name="HTML Variable"/>
+    <w:lsdException w:uiPriority="99" w:name="Normal Table"/>
+    <w:lsdException w:uiPriority="99" w:name="annotation subject"/>
+    <w:lsdException w:uiPriority="99" w:name="Table Simple 1"/>
+    <w:lsdException w:uiPriority="99" w:name="Table Simple 2"/>
+    <w:lsdException w:uiPriority="99" w:name="Table Simple 3"/>
+    <w:lsdException w:uiPriority="99" w:name="Table Classic 1"/>
+    <w:lsdException w:uiPriority="99" w:name="Table Classic 2"/>
+    <w:lsdException w:uiPriority="99" w:name="Table Classic 3"/>
+    <w:lsdException w:uiPriority="99" w:name="Table Classic 4"/>
+    <w:lsdException w:uiPriority="99" w:name="Table Colorful 1"/>
+    <w:lsdException w:uiPriority="99" w:name="Table Colorful 2"/>
+    <w:lsdException w:uiPriority="99" w:name="Table Colorful 3"/>
+    <w:lsdException w:uiPriority="99" w:name="Table Columns 1"/>
+    <w:lsdException w:uiPriority="99" w:name="Table Columns 2"/>
+    <w:lsdException w:uiPriority="99" w:name="Table Columns 3"/>
+    <w:lsdException w:uiPriority="99" w:name="Table Columns 4"/>
+    <w:lsdException w:uiPriority="99" w:name="Table Columns 5"/>
+    <w:lsdException w:uiPriority="99" w:name="Table Grid 1"/>
+    <w:lsdException w:uiPriority="99" w:name="Table Grid 2"/>
+    <w:lsdException w:uiPriority="99" w:name="Table Grid 3"/>
+    <w:lsdException w:uiPriority="99" w:name="Table Grid 4"/>
+    <w:lsdException w:uiPriority="99" w:name="Table Grid 5"/>
+    <w:lsdException w:uiPriority="99" w:name="Table Grid 6"/>
+    <w:lsdException w:uiPriority="99" w:name="Table Grid 7"/>
+    <w:lsdException w:uiPriority="99" w:name="Table Grid 8"/>
+    <w:lsdException w:uiPriority="99" w:name="Table List 1"/>
+    <w:lsdException w:uiPriority="99" w:name="Table List 2"/>
+    <w:lsdException w:uiPriority="99" w:name="Table List 3"/>
+    <w:lsdException w:uiPriority="99" w:name="Table List 4"/>
+    <w:lsdException w:uiPriority="99" w:name="Table List 5"/>
+    <w:lsdException w:uiPriority="99" w:name="Table List 6"/>
+    <w:lsdException w:uiPriority="99" w:name="Table List 7"/>
+    <w:lsdException w:uiPriority="99" w:name="Table List 8"/>
+    <w:lsdException w:uiPriority="99" w:name="Table 3D effects 1"/>
+    <w:lsdException w:uiPriority="99" w:name="Table 3D effects 2"/>
+    <w:lsdException w:uiPriority="99" w:name="Table 3D effects 3"/>
+    <w:lsdException w:uiPriority="99" w:name="Table Contemporary"/>
+    <w:lsdException w:uiPriority="99" w:name="Table Elegant"/>
+    <w:lsdException w:uiPriority="99" w:name="Table Professional"/>
+    <w:lsdException w:uiPriority="99" w:name="Table Subtle 1"/>
+    <w:lsdException w:uiPriority="99" w:name="Table Subtle 2"/>
+    <w:lsdException w:uiPriority="99" w:name="Table Web 1"/>
+    <w:lsdException w:uiPriority="99" w:name="Table Web 2"/>
+    <w:lsdException w:uiPriority="99" w:name="Table Web 3"/>
+    <w:lsdException w:uiPriority="99" w:name="Balloon Text"/>
+    <w:lsdException w:unhideWhenUsed="0" w:uiPriority="39" w:semiHidden="0" w:name="Table Grid"/>
+    <w:lsdException w:uiPriority="99" w:name="Table Theme"/>
+    <w:lsdException w:unhideWhenUsed="0" w:uiPriority="60" w:semiHidden="0" w:name="Light Shading"/>
+    <w:lsdException w:unhideWhenUsed="0" w:uiPriority="61" w:semiHidden="0" w:name="Light List"/>
+    <w:lsdException w:unhideWhenUsed="0" w:uiPriority="62" w:semiHidden="0" w:name="Light Grid"/>
+    <w:lsdException w:unhideWhenUsed="0" w:uiPriority="63" w:semiHidden="0" w:name="Medium Shading 1"/>
+    <w:lsdException w:unhideWhenUsed="0" w:uiPriority="64" w:semiHidden="0" w:name="Medium Shading 2"/>
+    <w:lsdException w:unhideWhenUsed="0" w:uiPriority="65" w:semiHidden="0" w:name="Medium List 1"/>
+    <w:lsdException w:unhideWhenUsed="0" w:uiPriority="66" w:semiHidden="0" w:name="Medium List 2"/>
+    <w:lsdException w:unhideWhenUsed="0" w:uiPriority="67" w:semiHidden="0" w:name="Medium Grid 1"/>
+    <w:lsdException w:unhideWhenUsed="0" w:uiPriority="68" w:semiHidden="0" w:name="Medium Grid 2"/>
+    <w:lsdException w:unhideWhenUsed="0" w:uiPriority="69" w:semiHidden="0" w:name="Medium Grid 3"/>
+    <w:lsdException w:unhideWhenUsed="0" w:uiPriority="70" w:semiHidden="0" w:name="Dark List"/>
+    <w:lsdException w:unhideWhenUsed="0" w:uiPriority="71" w:semiHidden="0" w:name="Colorful Shading"/>
+    <w:lsdException w:unhideWhenUsed="0" w:uiPriority="72" w:semiHidden="0" w:name="Colorful List"/>
+    <w:lsdException w:unhideWhenUsed="0" w:uiPriority="73" w:semiHidden="0" w:name="Colorful Grid"/>
+    <w:lsdException w:unhideWhenUsed="0" w:uiPriority="60" w:semiHidden="0" w:name="Light Shading Accent 1"/>
+    <w:lsdException w:unhideWhenUsed="0" w:uiPriority="61" w:semiHidden="0" w:name="Light List Accent 1"/>
+    <w:lsdException w:unhideWhenUsed="0" w:uiPriority="62" w:semiHidden="0" w:name="Light Grid Accent 1"/>
+    <w:lsdException w:unhideWhenUsed="0" w:uiPriority="63" w:semiHidden="0" w:name="Medium Shading 1 Accent 1"/>
+    <w:lsdException w:unhideWhenUsed="0" w:uiPriority="64" w:semiHidden="0" w:name="Medium Shading 2 Accent 1"/>
+    <w:lsdException w:unhideWhenUsed="0" w:uiPriority="65" w:semiHidden="0" w:name="Medium List 1 Accent 1"/>
+    <w:lsdException w:qFormat="1" w:unhideWhenUsed="0" w:uiPriority="0" w:semiHidden="0" w:name="List Paragraph"/>
+    <w:lsdException w:unhideWhenUsed="0" w:uiPriority="66" w:semiHidden="0" w:name="Medium List 2 Accent 1"/>
+    <w:lsdException w:unhideWhenUsed="0" w:uiPriority="67" w:semiHidden="0" w:name="Medium Grid 1 Accent 1"/>
+    <w:lsdException w:unhideWhenUsed="0" w:uiPriority="68" w:semiHidden="0" w:name="Medium Grid 2 Accent 1"/>
+    <w:lsdException w:unhideWhenUsed="0" w:uiPriority="69" w:semiHidden="0" w:name="Medium Grid 3 Accent 1"/>
+    <w:lsdException w:unhideWhenUsed="0" w:uiPriority="70" w:semiHidden="0" w:name="Dark List Accent 1"/>
+    <w:lsdException w:unhideWhenUsed="0" w:uiPriority="71" w:semiHidden="0" w:name="Colorful Shading Accent 1"/>
+    <w:lsdException w:unhideWhenUsed="0" w:uiPriority="72" w:semiHidden="0" w:name="Colorful List Accent 1"/>
+    <w:lsdException w:unhideWhenUsed="0" w:uiPriority="73" w:semiHidden="0" w:name="Colorful Grid Accent 1"/>
+    <w:lsdException w:unhideWhenUsed="0" w:uiPriority="60" w:semiHidden="0" w:name="Light Shading Accent 2"/>
+    <w:lsdException w:unhideWhenUsed="0" w:uiPriority="61" w:semiHidden="0" w:name="Light List Accent 2"/>
+    <w:lsdException w:unhideWhenUsed="0" w:uiPriority="62" w:semiHidden="0" w:name="Light Grid Accent 2"/>
+    <w:lsdException w:unhideWhenUsed="0" w:uiPriority="63" w:semiHidden="0" w:name="Medium Shading 1 Accent 2"/>
+    <w:lsdException w:unhideWhenUsed="0" w:uiPriority="64" w:semiHidden="0" w:name="Medium Shading 2 Accent 2"/>
+    <w:lsdException w:unhideWhenUsed="0" w:uiPriority="65" w:semiHidden="0" w:name="Medium List 1 Accent 2"/>
+    <w:lsdException w:unhideWhenUsed="0" w:uiPriority="66" w:semiHidden="0" w:name="Medium List 2 Accent 2"/>
+    <w:lsdException w:unhideWhenUsed="0" w:uiPriority="67" w:semiHidden="0" w:name="Medium Grid 1 Accent 2"/>
+    <w:lsdException w:unhideWhenUsed="0" w:uiPriority="68" w:semiHidden="0" w:name="Medium Grid 2 Accent 2"/>
+    <w:lsdException w:unhideWhenUsed="0" w:uiPriority="69" w:semiHidden="0" w:name="Medium Grid 3 Accent 2"/>
+    <w:lsdException w:unhideWhenUsed="0" w:uiPriority="70" w:semiHidden="0" w:name="Dark List Accent 2"/>
+    <w:lsdException w:unhideWhenUsed="0" w:uiPriority="71" w:semiHidden="0" w:name="Colorful Shading Accent 2"/>
+    <w:lsdException w:unhideWhenUsed="0" w:uiPriority="72" w:semiHidden="0" w:name="Colorful List Accent 2"/>
+    <w:lsdException w:unhideWhenUsed="0" w:uiPriority="73" w:semiHidden="0" w:name="Colorful Grid Accent 2"/>
+    <w:lsdException w:unhideWhenUsed="0" w:uiPriority="60" w:semiHidden="0" w:name="Light Shading Accent 3"/>
+    <w:lsdException w:unhideWhenUsed="0" w:uiPriority="61" w:semiHidden="0" w:name="Light List Accent 3"/>
+    <w:lsdException w:unhideWhenUsed="0" w:uiPriority="62" w:semiHidden="0" w:name="Light Grid Accent 3"/>
+    <w:lsdException w:unhideWhenUsed="0" w:uiPriority="63" w:semiHidden="0" w:name="Medium Shading 1 Accent 3"/>
+    <w:lsdException w:unhideWhenUsed="0" w:uiPriority="64" w:semiHidden="0" w:name="Medium Shading 2 Accent 3"/>
+    <w:lsdException w:unhideWhenUsed="0" w:uiPriority="65" w:semiHidden="0" w:name="Medium List 1 Accent 3"/>
+    <w:lsdException w:unhideWhenUsed="0" w:uiPriority="66" w:semiHidden="0" w:name="Medium List 2 Accent 3"/>
+    <w:lsdException w:unhideWhenUsed="0" w:uiPriority="67" w:semiHidden="0" w:name="Medium Grid 1 Accent 3"/>
+    <w:lsdException w:unhideWhenUsed="0" w:uiPriority="68" w:semiHidden="0" w:name="Medium Grid 2 Accent 3"/>
+    <w:lsdException w:unhideWhenUsed="0" w:uiPriority="69" w:semiHidden="0" w:name="Medium Grid 3 Accent 3"/>
+    <w:lsdException w:unhideWhenUsed="0" w:uiPriority="70" w:semiHidden="0" w:name="Dark List Accent 3"/>
+    <w:lsdException w:unhideWhenUsed="0" w:uiPriority="71" w:semiHidden="0" w:name="Colorful Shading Accent 3"/>
+    <w:lsdException w:unhideWhenUsed="0" w:uiPriority="72" w:semiHidden="0" w:name="Colorful List Accent 3"/>
+    <w:lsdException w:unhideWhenUsed="0" w:uiPriority="73" w:semiHidden="0" w:name="Colorful Grid Accent 3"/>
+    <w:lsdException w:unhideWhenUsed="0" w:uiPriority="60" w:semiHidden="0" w:name="Light Shading Accent 4"/>
+    <w:lsdException w:unhideWhenUsed="0" w:uiPriority="61" w:semiHidden="0" w:name="Light List Accent 4"/>
+    <w:lsdException w:unhideWhenUsed="0" w:uiPriority="62" w:semiHidden="0" w:name="Light Grid Accent 4"/>
+    <w:lsdException w:unhideWhenUsed="0" w:uiPriority="63" w:semiHidden="0" w:name="Medium Shading 1 Accent 4"/>
+    <w:lsdException w:unhideWhenUsed="0" w:uiPriority="64" w:semiHidden="0" w:name="Medium Shading 2 Accent 4"/>
+    <w:lsdException w:unhideWhenUsed="0" w:uiPriority="65" w:semiHidden="0" w:name="Medium List 1 Accent 4"/>
+    <w:lsdException w:unhideWhenUsed="0" w:uiPriority="66" w:semiHidden="0" w:name="Medium List 2 Accent 4"/>
+    <w:lsdException w:unhideWhenUsed="0" w:uiPriority="67" w:semiHidden="0" w:name="Medium Grid 1 Accent 4"/>
+    <w:lsdException w:unhideWhenUsed="0" w:uiPriority="68" w:semiHidden="0" w:name="Medium Grid 2 Accent 4"/>
+    <w:lsdException w:unhideWhenUsed="0" w:uiPriority="69" w:semiHidden="0" w:name="Medium Grid 3 Accent 4"/>
+    <w:lsdException w:unhideWhenUsed="0" w:uiPriority="70" w:semiHidden="0" w:name="Dark List Accent 4"/>
+    <w:lsdException w:unhideWhenUsed="0" w:uiPriority="71" w:semiHidden="0" w:name="Colorful Shading Accent 4"/>
+    <w:lsdException w:unhideWhenUsed="0" w:uiPriority="72" w:semiHidden="0" w:name="Colorful List Accent 4"/>
+    <w:lsdException w:unhideWhenUsed="0" w:uiPriority="73" w:semiHidden="0" w:name="Colorful Grid Accent 4"/>
+    <w:lsdException w:unhideWhenUsed="0" w:uiPriority="60" w:semiHidden="0" w:name="Light Shading Accent 5"/>
+    <w:lsdException w:unhideWhenUsed="0" w:uiPriority="61" w:semiHidden="0" w:name="Light List Accent 5"/>
+    <w:lsdException w:unhideWhenUsed="0" w:uiPriority="62" w:semiHidden="0" w:name="Light Grid Accent 5"/>
+    <w:lsdException w:unhideWhenUsed="0" w:uiPriority="63" w:semiHidden="0" w:name="Medium Shading 1 Accent 5"/>
+    <w:lsdException w:unhideWhenUsed="0" w:uiPriority="64" w:semiHidden="0" w:name="Medium Shading 2 Accent 5"/>
+    <w:lsdException w:unhideWhenUsed="0" w:uiPriority="65" w:semiHidden="0" w:name="Medium List 1 Accent 5"/>
+    <w:lsdException w:unhideWhenUsed="0" w:uiPriority="66" w:semiHidden="0" w:name="Medium List 2 Accent 5"/>
+    <w:lsdException w:unhideWhenUsed="0" w:uiPriority="67" w:semiHidden="0" w:name="Medium Grid 1 Accent 5"/>
+    <w:lsdException w:unhideWhenUsed="0" w:uiPriority="68" w:semiHidden="0" w:name="Medium Grid 2 Accent 5"/>
+    <w:lsdException w:unhideWhenUsed="0" w:uiPriority="69" w:semiHidden="0" w:name="Medium Grid 3 Accent 5"/>
+    <w:lsdException w:unhideWhenUsed="0" w:uiPriority="70" w:semiHidden="0" w:name="Dark List Accent 5"/>
+    <w:lsdException w:unhideWhenUsed="0" w:uiPriority="71" w:semiHidden="0" w:name="Colorful Shading Accent 5"/>
+    <w:lsdException w:unhideWhenUsed="0" w:uiPriority="72" w:semiHidden="0" w:name="Colorful List Accent 5"/>
+    <w:lsdException w:unhideWhenUsed="0" w:uiPriority="73" w:semiHidden="0" w:name="Colorful Grid Accent 5"/>
+    <w:lsdException w:unhideWhenUsed="0" w:uiPriority="60" w:semiHidden="0" w:name="Light Shading Accent 6"/>
+    <w:lsdException w:unhideWhenUsed="0" w:uiPriority="61" w:semiHidden="0" w:name="Light List Accent 6"/>
+    <w:lsdException w:unhideWhenUsed="0" w:uiPriority="62" w:semiHidden="0" w:name="Light Grid Accent 6"/>
+    <w:lsdException w:unhideWhenUsed="0" w:uiPriority="63" w:semiHidden="0" w:name="Medium Shading 1 Accent 6"/>
+    <w:lsdException w:unhideWhenUsed="0" w:uiPriority="64" w:semiHidden="0" w:name="Medium Shading 2 Accent 6"/>
+    <w:lsdException w:unhideWhenUsed="0" w:uiPriority="65" w:semiHidden="0" w:name="Medium List 1 Accent 6"/>
+    <w:lsdException w:unhideWhenUsed="0" w:uiPriority="66" w:semiHidden="0" w:name="Medium List 2 Accent 6"/>
+    <w:lsdException w:unhideWhenUsed="0" w:uiPriority="67" w:semiHidden="0" w:name="Medium Grid 1 Accent 6"/>
+    <w:lsdException w:unhideWhenUsed="0" w:uiPriority="68" w:semiHidden="0" w:name="Medium Grid 2 Accent 6"/>
+    <w:lsdException w:unhideWhenUsed="0" w:uiPriority="69" w:semiHidden="0" w:name="Medium Grid 3 Accent 6"/>
+    <w:lsdException w:unhideWhenUsed="0" w:uiPriority="70" w:semiHidden="0" w:name="Dark List Accent 6"/>
+    <w:lsdException w:unhideWhenUsed="0" w:uiPriority="71" w:semiHidden="0" w:name="Colorful Shading Accent 6"/>
+    <w:lsdException w:unhideWhenUsed="0" w:uiPriority="72" w:semiHidden="0" w:name="Colorful List Accent 6"/>
+    <w:lsdException w:unhideWhenUsed="0" w:uiPriority="73" w:semiHidden="0" w:name="Colorful Grid Accent 6"/>
   </w:latentStyles>
-  <w:style w:type="paragraph" w:default="1" w:styleId="a">
+  <w:style w:type="paragraph" w:default="1" w:styleId="1">
     <w:name w:val="Normal"/>
     <w:qFormat/>
+    <w:uiPriority w:val="0"/>
     <w:pPr>
       <w:widowControl w:val="0"/>
       <w:jc w:val="both"/>
     </w:pPr>
+    <w:rPr>
+      <w:rFonts w:ascii="Times New Roman" w:hAnsi="Times New Roman" w:eastAsia="宋体" w:cs="Times New Roman"/>
+      <w:sz w:val="21"/>
+      <w:szCs w:val="21"/>
+      <w:lang w:val="en-US" w:eastAsia="zh-CN" w:bidi="ar-SA"/>
+    </w:rPr>
   </w:style>
-  <w:style w:type="paragraph" w:styleId="1">
+  <w:style w:type="paragraph" w:styleId="2">
     <w:name w:val="heading 1"/>
+    <w:qFormat/>
     <w:uiPriority w:val="9"/>
-    <w:qFormat/>
     <w:pPr>
       <w:outlineLvl w:val="0"/>
     </w:pPr>
     <w:rPr>
+      <w:rFonts w:ascii="Times New Roman" w:hAnsi="Times New Roman" w:eastAsia="宋体" w:cs="Times New Roman"/>
       <w:color w:val="2E74B5"/>
       <w:sz w:val="32"/>
       <w:szCs w:val="32"/>
+      <w:lang w:val="en-US" w:eastAsia="zh-CN" w:bidi="ar-SA"/>
     </w:rPr>
   </w:style>
-  <w:style w:type="paragraph" w:styleId="2">
+  <w:style w:type="paragraph" w:styleId="3">
     <w:name w:val="heading 2"/>
-    <w:uiPriority w:val="9"/>
     <w:semiHidden/>
     <w:unhideWhenUsed/>
     <w:qFormat/>
+    <w:uiPriority w:val="9"/>
     <w:pPr>
       <w:outlineLvl w:val="1"/>
     </w:pPr>
     <w:rPr>
+      <w:rFonts w:ascii="Times New Roman" w:hAnsi="Times New Roman" w:eastAsia="宋体" w:cs="Times New Roman"/>
       <w:color w:val="2E74B5"/>
       <w:sz w:val="26"/>
       <w:szCs w:val="26"/>
+      <w:lang w:val="en-US" w:eastAsia="zh-CN" w:bidi="ar-SA"/>
     </w:rPr>
   </w:style>
-  <w:style w:type="paragraph" w:styleId="3">
+  <w:style w:type="paragraph" w:styleId="4">
     <w:name w:val="heading 3"/>
-    <w:uiPriority w:val="9"/>
     <w:semiHidden/>
     <w:unhideWhenUsed/>
     <w:qFormat/>
+    <w:uiPriority w:val="9"/>
     <w:pPr>
       <w:outlineLvl w:val="2"/>
     </w:pPr>
     <w:rPr>
+      <w:rFonts w:ascii="Times New Roman" w:hAnsi="Times New Roman" w:eastAsia="宋体" w:cs="Times New Roman"/>
       <w:color w:val="1F4D78"/>
       <w:sz w:val="24"/>
       <w:szCs w:val="24"/>
+      <w:lang w:val="en-US" w:eastAsia="zh-CN" w:bidi="ar-SA"/>
     </w:rPr>
   </w:style>
-  <w:style w:type="paragraph" w:styleId="4">
+  <w:style w:type="paragraph" w:styleId="5">
     <w:name w:val="heading 4"/>
-    <w:uiPriority w:val="9"/>
     <w:semiHidden/>
     <w:unhideWhenUsed/>
     <w:qFormat/>
+    <w:uiPriority w:val="9"/>
     <w:pPr>
       <w:outlineLvl w:val="3"/>
     </w:pPr>
     <w:rPr>
+      <w:rFonts w:ascii="Times New Roman" w:hAnsi="Times New Roman" w:eastAsia="宋体" w:cs="Times New Roman"/>
       <w:i/>
       <w:iCs/>
       <w:color w:val="2E74B5"/>
+      <w:sz w:val="21"/>
+      <w:szCs w:val="21"/>
+      <w:lang w:val="en-US" w:eastAsia="zh-CN" w:bidi="ar-SA"/>
     </w:rPr>
   </w:style>
-  <w:style w:type="paragraph" w:styleId="5">
+  <w:style w:type="paragraph" w:styleId="6">
     <w:name w:val="heading 5"/>
-    <w:uiPriority w:val="9"/>
     <w:semiHidden/>
     <w:unhideWhenUsed/>
     <w:qFormat/>
+    <w:uiPriority w:val="9"/>
     <w:pPr>
       <w:outlineLvl w:val="4"/>
     </w:pPr>
     <w:rPr>
+      <w:rFonts w:ascii="Times New Roman" w:hAnsi="Times New Roman" w:eastAsia="宋体" w:cs="Times New Roman"/>
       <w:color w:val="2E74B5"/>
+      <w:sz w:val="21"/>
+      <w:szCs w:val="21"/>
+      <w:lang w:val="en-US" w:eastAsia="zh-CN" w:bidi="ar-SA"/>
     </w:rPr>
   </w:style>
-  <w:style w:type="paragraph" w:styleId="6">
+  <w:style w:type="paragraph" w:styleId="7">
     <w:name w:val="heading 6"/>
-    <w:uiPriority w:val="9"/>
     <w:semiHidden/>
     <w:unhideWhenUsed/>
     <w:qFormat/>
+    <w:uiPriority w:val="9"/>
     <w:pPr>
       <w:outlineLvl w:val="5"/>
     </w:pPr>
     <w:rPr>
+      <w:rFonts w:ascii="Times New Roman" w:hAnsi="Times New Roman" w:eastAsia="宋体" w:cs="Times New Roman"/>
       <w:color w:val="1F4D78"/>
+      <w:sz w:val="21"/>
+      <w:szCs w:val="21"/>
+      <w:lang w:val="en-US" w:eastAsia="zh-CN" w:bidi="ar-SA"/>
     </w:rPr>
   </w:style>
-  <w:style w:type="character" w:default="1" w:styleId="a0">
+  <w:style w:type="character" w:default="1" w:styleId="14">
     <w:name w:val="Default Paragraph Font"/>
-    <w:uiPriority w:val="1"/>
     <w:semiHidden/>
     <w:unhideWhenUsed/>
+    <w:uiPriority w:val="1"/>
   </w:style>
-  <w:style w:type="table" w:default="1" w:styleId="a1">
+  <w:style w:type="table" w:default="1" w:styleId="13">
     <w:name w:val="Normal Table"/>
-    <w:uiPriority w:val="99"/>
     <w:semiHidden/>
     <w:unhideWhenUsed/>
+    <w:uiPriority w:val="99"/>
     <w:tblPr>
-      <w:tblInd w:w="0" w:type="dxa"/>
       <w:tblCellMar>
         <w:top w:w="0" w:type="dxa"/>
         <w:left w:w="108" w:type="dxa"/>
@@ -3736,111 +3426,44 @@
       </w:tblCellMar>
     </w:tblPr>
   </w:style>
-  <w:style w:type="numbering" w:default="1" w:styleId="a2">
-    <w:name w:val="No List"/>
-    <w:uiPriority w:val="99"/>
+  <w:style w:type="paragraph" w:styleId="8">
+    <w:name w:val="endnote text"/>
+    <w:link w:val="21"/>
     <w:semiHidden/>
     <w:unhideWhenUsed/>
-  </w:style>
-  <w:style w:type="paragraph" w:styleId="a3">
-    <w:name w:val="Title"/>
-    <w:uiPriority w:val="10"/>
-    <w:qFormat/>
+    <w:uiPriority w:val="99"/>
     <w:rPr>
-      <w:sz w:val="56"/>
-      <w:szCs w:val="56"/>
+      <w:rFonts w:ascii="Times New Roman" w:hAnsi="Times New Roman" w:eastAsia="宋体" w:cs="Times New Roman"/>
+      <w:sz w:val="20"/>
+      <w:szCs w:val="20"/>
+      <w:lang w:val="en-US" w:eastAsia="zh-CN" w:bidi="ar-SA"/>
     </w:rPr>
   </w:style>
-  <w:style w:type="paragraph" w:customStyle="1" w:styleId="10">
-    <w:name w:val="要点1"/>
-    <w:qFormat/>
+  <w:style w:type="paragraph" w:styleId="9">
+    <w:name w:val="footer"/>
+    <w:basedOn w:val="1"/>
+    <w:link w:val="23"/>
+    <w:unhideWhenUsed/>
+    <w:uiPriority w:val="99"/>
+    <w:pPr>
+      <w:tabs>
+        <w:tab w:val="center" w:pos="4153"/>
+        <w:tab w:val="right" w:pos="8306"/>
+      </w:tabs>
+      <w:snapToGrid w:val="0"/>
+      <w:jc w:val="left"/>
+    </w:pPr>
     <w:rPr>
-      <w:b/>
-      <w:bCs/>
+      <w:sz w:val="18"/>
+      <w:szCs w:val="18"/>
     </w:rPr>
   </w:style>
-  <w:style w:type="paragraph" w:styleId="a4">
-    <w:name w:val="List Paragraph"/>
-    <w:qFormat/>
-  </w:style>
-  <w:style w:type="character" w:styleId="a5">
-    <w:name w:val="Hyperlink"/>
+  <w:style w:type="paragraph" w:styleId="10">
+    <w:name w:val="header"/>
+    <w:basedOn w:val="1"/>
+    <w:link w:val="22"/>
+    <w:unhideWhenUsed/>
     <w:uiPriority w:val="99"/>
-    <w:unhideWhenUsed/>
-    <w:rPr>
-      <w:color w:val="0563C1"/>
-      <w:u w:val="single"/>
-    </w:rPr>
-  </w:style>
-  <w:style w:type="character" w:styleId="a6">
-    <w:name w:val="footnote reference"/>
-    <w:uiPriority w:val="99"/>
-    <w:semiHidden/>
-    <w:unhideWhenUsed/>
-    <w:rPr>
-      <w:vertAlign w:val="superscript"/>
-    </w:rPr>
-  </w:style>
-  <w:style w:type="paragraph" w:styleId="a7">
-    <w:name w:val="footnote text"/>
-    <w:link w:val="a8"/>
-    <w:uiPriority w:val="99"/>
-    <w:semiHidden/>
-    <w:unhideWhenUsed/>
-    <w:rPr>
-      <w:sz w:val="20"/>
-      <w:szCs w:val="20"/>
-    </w:rPr>
-  </w:style>
-  <w:style w:type="character" w:customStyle="1" w:styleId="a8">
-    <w:name w:val="脚注文本 字符"/>
-    <w:link w:val="a7"/>
-    <w:uiPriority w:val="99"/>
-    <w:semiHidden/>
-    <w:unhideWhenUsed/>
-    <w:rPr>
-      <w:sz w:val="20"/>
-      <w:szCs w:val="20"/>
-    </w:rPr>
-  </w:style>
-  <w:style w:type="character" w:styleId="a9">
-    <w:name w:val="endnote reference"/>
-    <w:uiPriority w:val="99"/>
-    <w:semiHidden/>
-    <w:unhideWhenUsed/>
-    <w:rPr>
-      <w:vertAlign w:val="superscript"/>
-    </w:rPr>
-  </w:style>
-  <w:style w:type="paragraph" w:styleId="aa">
-    <w:name w:val="endnote text"/>
-    <w:link w:val="ab"/>
-    <w:uiPriority w:val="99"/>
-    <w:semiHidden/>
-    <w:unhideWhenUsed/>
-    <w:rPr>
-      <w:sz w:val="20"/>
-      <w:szCs w:val="20"/>
-    </w:rPr>
-  </w:style>
-  <w:style w:type="character" w:customStyle="1" w:styleId="ab">
-    <w:name w:val="尾注文本 字符"/>
-    <w:link w:val="aa"/>
-    <w:uiPriority w:val="99"/>
-    <w:semiHidden/>
-    <w:unhideWhenUsed/>
-    <w:rPr>
-      <w:sz w:val="20"/>
-      <w:szCs w:val="20"/>
-    </w:rPr>
-  </w:style>
-  <w:style w:type="paragraph" w:styleId="ac">
-    <w:name w:val="header"/>
-    <w:basedOn w:val="a"/>
-    <w:link w:val="ad"/>
-    <w:uiPriority w:val="99"/>
-    <w:unhideWhenUsed/>
-    <w:rsid w:val="00A149BD"/>
     <w:pPr>
       <w:tabs>
         <w:tab w:val="center" w:pos="4153"/>
@@ -3854,43 +3477,118 @@
       <w:szCs w:val="18"/>
     </w:rPr>
   </w:style>
-  <w:style w:type="character" w:customStyle="1" w:styleId="ad">
+  <w:style w:type="paragraph" w:styleId="11">
+    <w:name w:val="footnote text"/>
+    <w:link w:val="20"/>
+    <w:semiHidden/>
+    <w:unhideWhenUsed/>
+    <w:uiPriority w:val="99"/>
+    <w:rPr>
+      <w:rFonts w:ascii="Times New Roman" w:hAnsi="Times New Roman" w:eastAsia="宋体" w:cs="Times New Roman"/>
+      <w:sz w:val="20"/>
+      <w:szCs w:val="20"/>
+      <w:lang w:val="en-US" w:eastAsia="zh-CN" w:bidi="ar-SA"/>
+    </w:rPr>
+  </w:style>
+  <w:style w:type="paragraph" w:styleId="12">
+    <w:name w:val="Title"/>
+    <w:qFormat/>
+    <w:uiPriority w:val="10"/>
+    <w:rPr>
+      <w:rFonts w:ascii="Times New Roman" w:hAnsi="Times New Roman" w:eastAsia="宋体" w:cs="Times New Roman"/>
+      <w:sz w:val="56"/>
+      <w:szCs w:val="56"/>
+      <w:lang w:val="en-US" w:eastAsia="zh-CN" w:bidi="ar-SA"/>
+    </w:rPr>
+  </w:style>
+  <w:style w:type="character" w:styleId="15">
+    <w:name w:val="endnote reference"/>
+    <w:semiHidden/>
+    <w:unhideWhenUsed/>
+    <w:uiPriority w:val="99"/>
+    <w:rPr>
+      <w:vertAlign w:val="superscript"/>
+    </w:rPr>
+  </w:style>
+  <w:style w:type="character" w:styleId="16">
+    <w:name w:val="Hyperlink"/>
+    <w:unhideWhenUsed/>
+    <w:uiPriority w:val="99"/>
+    <w:rPr>
+      <w:color w:val="0563C1"/>
+      <w:u w:val="single"/>
+    </w:rPr>
+  </w:style>
+  <w:style w:type="character" w:styleId="17">
+    <w:name w:val="footnote reference"/>
+    <w:semiHidden/>
+    <w:unhideWhenUsed/>
+    <w:uiPriority w:val="99"/>
+    <w:rPr>
+      <w:vertAlign w:val="superscript"/>
+    </w:rPr>
+  </w:style>
+  <w:style w:type="paragraph" w:customStyle="1" w:styleId="18">
+    <w:name w:val="要点1"/>
+    <w:qFormat/>
+    <w:uiPriority w:val="0"/>
+    <w:rPr>
+      <w:rFonts w:ascii="Times New Roman" w:hAnsi="Times New Roman" w:eastAsia="宋体" w:cs="Times New Roman"/>
+      <w:b/>
+      <w:bCs/>
+      <w:sz w:val="21"/>
+      <w:szCs w:val="21"/>
+      <w:lang w:val="en-US" w:eastAsia="zh-CN" w:bidi="ar-SA"/>
+    </w:rPr>
+  </w:style>
+  <w:style w:type="paragraph" w:styleId="19">
+    <w:name w:val="List Paragraph"/>
+    <w:qFormat/>
+    <w:uiPriority w:val="0"/>
+    <w:rPr>
+      <w:rFonts w:ascii="Times New Roman" w:hAnsi="Times New Roman" w:eastAsia="宋体" w:cs="Times New Roman"/>
+      <w:sz w:val="21"/>
+      <w:szCs w:val="21"/>
+      <w:lang w:val="en-US" w:eastAsia="zh-CN" w:bidi="ar-SA"/>
+    </w:rPr>
+  </w:style>
+  <w:style w:type="character" w:customStyle="1" w:styleId="20">
+    <w:name w:val="脚注文本 字符"/>
+    <w:link w:val="11"/>
+    <w:semiHidden/>
+    <w:unhideWhenUsed/>
+    <w:uiPriority w:val="99"/>
+    <w:rPr>
+      <w:sz w:val="20"/>
+      <w:szCs w:val="20"/>
+    </w:rPr>
+  </w:style>
+  <w:style w:type="character" w:customStyle="1" w:styleId="21">
+    <w:name w:val="尾注文本 字符"/>
+    <w:link w:val="8"/>
+    <w:semiHidden/>
+    <w:unhideWhenUsed/>
+    <w:uiPriority w:val="99"/>
+    <w:rPr>
+      <w:sz w:val="20"/>
+      <w:szCs w:val="20"/>
+    </w:rPr>
+  </w:style>
+  <w:style w:type="character" w:customStyle="1" w:styleId="22">
     <w:name w:val="页眉 字符"/>
-    <w:basedOn w:val="a0"/>
-    <w:link w:val="ac"/>
+    <w:basedOn w:val="14"/>
+    <w:link w:val="10"/>
     <w:uiPriority w:val="99"/>
-    <w:rsid w:val="00A149BD"/>
     <w:rPr>
       <w:sz w:val="18"/>
       <w:szCs w:val="18"/>
     </w:rPr>
   </w:style>
-  <w:style w:type="paragraph" w:styleId="ae">
-    <w:name w:val="footer"/>
-    <w:basedOn w:val="a"/>
-    <w:link w:val="af"/>
+  <w:style w:type="character" w:customStyle="1" w:styleId="23">
+    <w:name w:val="页脚 字符"/>
+    <w:basedOn w:val="14"/>
+    <w:link w:val="9"/>
     <w:uiPriority w:val="99"/>
-    <w:unhideWhenUsed/>
-    <w:rsid w:val="00A149BD"/>
-    <w:pPr>
-      <w:tabs>
-        <w:tab w:val="center" w:pos="4153"/>
-        <w:tab w:val="right" w:pos="8306"/>
-      </w:tabs>
-      <w:snapToGrid w:val="0"/>
-      <w:jc w:val="left"/>
-    </w:pPr>
-    <w:rPr>
-      <w:sz w:val="18"/>
-      <w:szCs w:val="18"/>
-    </w:rPr>
-  </w:style>
-  <w:style w:type="character" w:customStyle="1" w:styleId="af">
-    <w:name w:val="页脚 字符"/>
-    <w:basedOn w:val="a0"/>
-    <w:link w:val="ae"/>
-    <w:uiPriority w:val="99"/>
-    <w:rsid w:val="00A149BD"/>
     <w:rPr>
       <w:sz w:val="18"/>
       <w:szCs w:val="18"/>
@@ -3942,7 +3640,7 @@
     </a:clrScheme>
     <a:fontScheme name="Office">
       <a:majorFont>
-        <a:latin typeface="等线 Light" panose="020F0302020204030204"/>
+        <a:latin typeface="等线 Light"/>
         <a:ea typeface=""/>
         <a:cs typeface=""/>
         <a:font script="Jpan" typeface="游ゴシック Light"/>
@@ -3975,26 +3673,9 @@
         <a:font script="Viet" typeface="Times New Roman"/>
         <a:font script="Uigh" typeface="Microsoft Uighur"/>
         <a:font script="Geor" typeface="Sylfaen"/>
-        <a:font script="Armn" typeface="Arial"/>
-        <a:font script="Bugi" typeface="Leelawadee UI"/>
-        <a:font script="Bopo" typeface="Microsoft JhengHei"/>
-        <a:font script="Java" typeface="Javanese Text"/>
-        <a:font script="Lisu" typeface="Segoe UI"/>
-        <a:font script="Mymr" typeface="Myanmar Text"/>
-        <a:font script="Nkoo" typeface="Ebrima"/>
-        <a:font script="Olck" typeface="Nirmala UI"/>
-        <a:font script="Osma" typeface="Ebrima"/>
-        <a:font script="Phag" typeface="Phagspa"/>
-        <a:font script="Syrn" typeface="Estrangelo Edessa"/>
-        <a:font script="Syrj" typeface="Estrangelo Edessa"/>
-        <a:font script="Syre" typeface="Estrangelo Edessa"/>
-        <a:font script="Sora" typeface="Nirmala UI"/>
-        <a:font script="Tale" typeface="Microsoft Tai Le"/>
-        <a:font script="Talu" typeface="Microsoft New Tai Lue"/>
-        <a:font script="Tfng" typeface="Ebrima"/>
       </a:majorFont>
       <a:minorFont>
-        <a:latin typeface="等线" panose="020F0502020204030204"/>
+        <a:latin typeface="等线"/>
         <a:ea typeface=""/>
         <a:cs typeface=""/>
         <a:font script="Jpan" typeface="游明朝"/>
@@ -4027,23 +3708,6 @@
         <a:font script="Viet" typeface="Arial"/>
         <a:font script="Uigh" typeface="Microsoft Uighur"/>
         <a:font script="Geor" typeface="Sylfaen"/>
-        <a:font script="Armn" typeface="Arial"/>
-        <a:font script="Bugi" typeface="Leelawadee UI"/>
-        <a:font script="Bopo" typeface="Microsoft JhengHei"/>
-        <a:font script="Java" typeface="Javanese Text"/>
-        <a:font script="Lisu" typeface="Segoe UI"/>
-        <a:font script="Mymr" typeface="Myanmar Text"/>
-        <a:font script="Nkoo" typeface="Ebrima"/>
-        <a:font script="Olck" typeface="Nirmala UI"/>
-        <a:font script="Osma" typeface="Ebrima"/>
-        <a:font script="Phag" typeface="Phagspa"/>
-        <a:font script="Syrn" typeface="Estrangelo Edessa"/>
-        <a:font script="Syrj" typeface="Estrangelo Edessa"/>
-        <a:font script="Syre" typeface="Estrangelo Edessa"/>
-        <a:font script="Sora" typeface="Nirmala UI"/>
-        <a:font script="Tale" typeface="Microsoft Tai Le"/>
-        <a:font script="Talu" typeface="Microsoft New Tai Lue"/>
-        <a:font script="Tfng" typeface="Ebrima"/>
       </a:minorFont>
     </a:fontScheme>
     <a:fmtScheme name="Office">
@@ -4185,11 +3849,5 @@
     </a:fmtScheme>
   </a:themeElements>
   <a:objectDefaults/>
-  <a:extraClrSchemeLst/>
-  <a:extLst>
-    <a:ext uri="{05A4C25C-085E-4340-85A3-A5531E510DB2}">
-      <thm15:themeFamily xmlns:thm15="http://schemas.microsoft.com/office/thememl/2012/main" name="Office Theme" id="{62F939B6-93AF-4DB8-9C6B-D6C7DFDC589F}" vid="{4A3C46E8-61CC-4603-A589-7422A47A8E4A}"/>
-    </a:ext>
-  </a:extLst>
 </a:theme>
 </file>